--- a/py-pa-faculdade/py-fgv-ip-pa-2-pergunta-3-nichollasbraz/README.docx
+++ b/py-pa-faculdade/py-fgv-ip-pa-2-pergunta-3-nichollasbraz/README.docx
@@ -1,174 +1,1105 @@
 
 <file path=word/document.xml><?xml version="1.0" encoding="utf-8"?>
-<w:document xmlns:wpc="http://schemas.microsoft.com/office/word/2010/wordprocessingCanvas" xmlns:cx="http://schemas.microsoft.com/office/drawing/2014/chartex" xmlns:cx1="http://schemas.microsoft.com/office/drawing/2015/9/8/chartex" xmlns:cx2="http://schemas.microsoft.com/office/drawing/2015/10/21/chartex" xmlns:cx3="http://schemas.microsoft.com/office/drawing/2016/5/9/chartex" xmlns:cx4="http://schemas.microsoft.com/office/drawing/2016/5/10/chartex" xmlns:cx5="http://schemas.microsoft.com/office/drawing/2016/5/11/chartex" xmlns:cx6="http://schemas.microsoft.com/office/drawing/2016/5/12/chartex" xmlns:cx7="http://schemas.microsoft.com/office/drawing/2016/5/13/chartex" xmlns:cx8="http://schemas.microsoft.com/office/drawing/2016/5/14/chartex" xmlns:mc="http://schemas.openxmlformats.org/markup-compatibility/2006" xmlns:aink="http://schemas.microsoft.com/office/drawing/2016/ink" xmlns:am3d="http://schemas.microsoft.com/office/drawing/2017/model3d" xmlns:o="urn:schemas-microsoft-com:office:office" xmlns:oel="http://schemas.microsoft.com/office/2019/extlst" xmlns:r="http://schemas.openxmlformats.org/officeDocument/2006/relationships" xmlns:m="http://schemas.openxmlformats.org/officeDocument/2006/math" xmlns:v="urn:schemas-microsoft-com:vml" xmlns:wp14="http://schemas.microsoft.com/office/word/2010/wordprocessingDrawing" xmlns:wp="http://schemas.openxmlformats.org/drawingml/2006/wordprocessingDrawing" xmlns:w10="urn:schemas-microsoft-com:office:word" xmlns:w="http://schemas.openxmlformats.org/wordprocessingml/2006/main" xmlns:w14="http://schemas.microsoft.com/office/word/2010/wordml" xmlns:w15="http://schemas.microsoft.com/office/word/2012/wordml" xmlns:w16cex="http://schemas.microsoft.com/office/word/2018/wordml/cex" xmlns:w16cid="http://schemas.microsoft.com/office/word/2016/wordml/cid" xmlns:w16="http://schemas.microsoft.com/office/word/2018/wordml" xmlns:w16du="http://schemas.microsoft.com/office/word/2023/wordml/word16du" xmlns:w16sdtdh="http://schemas.microsoft.com/office/word/2020/wordml/sdtdatahash" xmlns:w16se="http://schemas.microsoft.com/office/word/2015/wordml/symex" xmlns:wpg="http://schemas.microsoft.com/office/word/2010/wordprocessingGroup" xmlns:wpi="http://schemas.microsoft.com/office/word/2010/wordprocessingInk" xmlns:wne="http://schemas.microsoft.com/office/word/2006/wordml" xmlns:wps="http://schemas.microsoft.com/office/word/2010/wordprocessingShape" mc:Ignorable="w14 w15 w16se w16cid w16 w16cex w16sdtdh w16du wp14">
+<w:document xmlns:wpc="http://schemas.microsoft.com/office/word/2010/wordprocessingCanvas" xmlns:cx="http://schemas.microsoft.com/office/drawing/2014/chartex" xmlns:cx1="http://schemas.microsoft.com/office/drawing/2015/9/8/chartex" xmlns:cx2="http://schemas.microsoft.com/office/drawing/2015/10/21/chartex" xmlns:cx3="http://schemas.microsoft.com/office/drawing/2016/5/9/chartex" xmlns:cx4="http://schemas.microsoft.com/office/drawing/2016/5/10/chartex" xmlns:cx5="http://schemas.microsoft.com/office/drawing/2016/5/11/chartex" xmlns:cx6="http://schemas.microsoft.com/office/drawing/2016/5/12/chartex" xmlns:cx7="http://schemas.microsoft.com/office/drawing/2016/5/13/chartex" xmlns:cx8="http://schemas.microsoft.com/office/drawing/2016/5/14/chartex" xmlns:mc="http://schemas.openxmlformats.org/markup-compatibility/2006" xmlns:aink="http://schemas.microsoft.com/office/drawing/2016/ink" xmlns:am3d="http://schemas.microsoft.com/office/drawing/2017/model3d" xmlns:o="urn:schemas-microsoft-com:office:office" xmlns:oel="http://schemas.microsoft.com/office/2019/extlst" xmlns:r="http://schemas.openxmlformats.org/officeDocument/2006/relationships" xmlns:m="http://schemas.openxmlformats.org/officeDocument/2006/math" xmlns:v="urn:schemas-microsoft-com:vml" xmlns:wp14="http://schemas.microsoft.com/office/word/2010/wordprocessingDrawing" xmlns:wp="http://schemas.openxmlformats.org/drawingml/2006/wordprocessingDrawing" xmlns:w10="urn:schemas-microsoft-com:office:word" xmlns:w="http://schemas.openxmlformats.org/wordprocessingml/2006/main" xmlns:w14="http://schemas.microsoft.com/office/word/2010/wordml" xmlns:w15="http://schemas.microsoft.com/office/word/2012/wordml" xmlns:w16cex="http://schemas.microsoft.com/office/word/2018/wordml/cex" xmlns:w16cid="http://schemas.microsoft.com/office/word/2016/wordml/cid" xmlns:w16="http://schemas.microsoft.com/office/word/2018/wordml" xmlns:w16du="http://schemas.microsoft.com/office/word/2023/wordml/word16du" xmlns:w16sdtdh="http://schemas.microsoft.com/office/word/2020/wordml/sdtdatahash" xmlns:w16sdtfl="http://schemas.microsoft.com/office/word/2024/wordml/sdtformatlock" xmlns:w16se="http://schemas.microsoft.com/office/word/2015/wordml/symex" xmlns:wpg="http://schemas.microsoft.com/office/word/2010/wordprocessingGroup" xmlns:wpi="http://schemas.microsoft.com/office/word/2010/wordprocessingInk" xmlns:wne="http://schemas.microsoft.com/office/word/2006/wordml" xmlns:wps="http://schemas.microsoft.com/office/word/2010/wordprocessingShape" mc:Ignorable="w14 w15 w16se w16cid w16 w16cex w16sdtdh w16sdtfl w16du wp14">
   <w:body>
     <w:p>
-      <w:r>
-        <w:t>## Exerc</w:t>
-      </w:r>
-      <w:r>
-        <w:rPr>
-          <w:rFonts w:hint="cs"/>
-        </w:rPr>
-        <w:t>í</w:t>
-      </w:r>
-      <w:r>
-        <w:t>cio 3</w:t>
-      </w:r>
-    </w:p>
-    <w:p/>
-    <w:p>
-      <w:r>
-        <w:t>Implemente uma fun</w:t>
-      </w:r>
-      <w:r>
-        <w:rPr>
-          <w:rFonts w:hint="cs"/>
-        </w:rPr>
-        <w:t>çã</w:t>
-      </w:r>
-      <w:r>
-        <w:t>o chamada `divisores` que l</w:t>
-      </w:r>
-      <w:r>
-        <w:rPr>
-          <w:rFonts w:hint="cs"/>
-        </w:rPr>
-        <w:t>ê</w:t>
-      </w:r>
-      <w:r>
-        <w:t xml:space="preserve"> o arquivo `numeros.txt` e retorne um dicion</w:t>
-      </w:r>
-      <w:r>
-        <w:rPr>
-          <w:rFonts w:hint="cs"/>
-        </w:rPr>
-        <w:t>á</w:t>
-      </w:r>
-      <w:r>
-        <w:t>rio contendo pares `chave/valor` em que as chaves s</w:t>
-      </w:r>
-      <w:r>
-        <w:rPr>
-          <w:rFonts w:hint="cs"/>
-        </w:rPr>
-        <w:t>ã</w:t>
-      </w:r>
-      <w:r>
-        <w:t>o os n</w:t>
-      </w:r>
-      <w:r>
-        <w:rPr>
-          <w:rFonts w:hint="cs"/>
-        </w:rPr>
-        <w:t>ú</w:t>
-      </w:r>
-      <w:r>
-        <w:t>meros dispon</w:t>
-      </w:r>
-      <w:r>
-        <w:rPr>
-          <w:rFonts w:hint="cs"/>
-        </w:rPr>
-        <w:t>í</w:t>
-      </w:r>
-      <w:r>
-        <w:t>veis no arquivo lido e os valores s</w:t>
-      </w:r>
-      <w:r>
-        <w:rPr>
-          <w:rFonts w:hint="cs"/>
-        </w:rPr>
-        <w:t>ã</w:t>
-      </w:r>
-      <w:r>
-        <w:t>o as listas dos divisores desses n</w:t>
-      </w:r>
-      <w:r>
-        <w:rPr>
-          <w:rFonts w:hint="cs"/>
-        </w:rPr>
-        <w:t>ú</w:t>
-      </w:r>
-      <w:r>
-        <w:t>meros.</w:t>
-      </w:r>
-    </w:p>
-    <w:p/>
-    <w:p>
-      <w:r>
-        <w:t>Caso o conte</w:t>
-      </w:r>
-      <w:r>
-        <w:rPr>
-          <w:rFonts w:hint="cs"/>
-        </w:rPr>
-        <w:t>ú</w:t>
-      </w:r>
-      <w:r>
-        <w:t>do do arquivo tenha como dados os n</w:t>
-      </w:r>
-      <w:r>
-        <w:rPr>
-          <w:rFonts w:hint="cs"/>
-        </w:rPr>
-        <w:t>ú</w:t>
-      </w:r>
-      <w:r>
-        <w:t>meros 10, 20, 25 e 12, a sa</w:t>
-      </w:r>
-      <w:r>
-        <w:rPr>
-          <w:rFonts w:hint="cs"/>
-        </w:rPr>
-        <w:t>í</w:t>
-      </w:r>
-      <w:r>
-        <w:t xml:space="preserve">da esperada </w:t>
-      </w:r>
-      <w:r>
-        <w:rPr>
-          <w:rFonts w:hint="cs"/>
-        </w:rPr>
-        <w:t>é</w:t>
-      </w:r>
-      <w:r>
-        <w:t xml:space="preserve"> o dicion</w:t>
-      </w:r>
-      <w:r>
-        <w:rPr>
-          <w:rFonts w:hint="cs"/>
-        </w:rPr>
-        <w:t>á</w:t>
-      </w:r>
-      <w:r>
-        <w:t>rio {10: [1, 2, 5], 20: [1, 2, 4, 5, 10], 25: [1, 5], 12: [1, 2, 3, 4, 6]}</w:t>
-      </w:r>
-    </w:p>
-    <w:p/>
-    <w:p/>
-    <w:p>
-      <w:r>
-        <w:t>```</w:t>
-      </w:r>
-    </w:p>
-    <w:p>
-      <w:r>
-        <w:t>&gt;&gt;&gt; divisores()</w:t>
-      </w:r>
-    </w:p>
-    <w:p>
-      <w:r>
-        <w:t>{10: [1, 2, 5], 20: [1, 2, 4, 5, 10], 25: [1, 5], 12: [1, 2, 3, 4, 6]}</w:t>
-      </w:r>
-    </w:p>
-    <w:p/>
-    <w:p>
-      <w:r>
-        <w:t>```</w:t>
-      </w:r>
+      <w:pPr>
+        <w:pStyle w:val="Ttulo"/>
+        <w:spacing w:line="360" w:lineRule="auto"/>
+        <w:rPr>
+          <w:rFonts w:ascii="Arial" w:hAnsi="Arial" w:cs="Arial"/>
+          <w:b/>
+          <w:bCs/>
+          <w:sz w:val="44"/>
+          <w:szCs w:val="44"/>
+        </w:rPr>
+      </w:pPr>
+      <w:r>
+        <w:rPr>
+          <w:rFonts w:ascii="Arial" w:hAnsi="Arial" w:cs="Arial"/>
+          <w:b/>
+          <w:bCs/>
+          <w:sz w:val="44"/>
+          <w:szCs w:val="44"/>
+        </w:rPr>
+        <w:t>Projeto Final – Batalha Naval</w:t>
+      </w:r>
+    </w:p>
+    <w:p>
+      <w:pPr>
+        <w:pBdr>
+          <w:top w:val="dotted" w:sz="4" w:space="1" w:color="auto"/>
+          <w:left w:val="dotted" w:sz="4" w:space="4" w:color="auto"/>
+          <w:bottom w:val="dotted" w:sz="4" w:space="1" w:color="auto"/>
+          <w:right w:val="dotted" w:sz="4" w:space="4" w:color="auto"/>
+          <w:between w:val="dotted" w:sz="4" w:space="1" w:color="auto"/>
+          <w:bar w:val="dotted" w:sz="4" w:color="auto"/>
+        </w:pBdr>
+        <w:rPr>
+          <w:rFonts w:ascii="Arial" w:hAnsi="Arial" w:cs="Arial"/>
+          <w:b/>
+          <w:bCs/>
+          <w:sz w:val="28"/>
+          <w:szCs w:val="28"/>
+        </w:rPr>
+      </w:pPr>
+      <w:r>
+        <w:rPr>
+          <w:rFonts w:ascii="Arial" w:hAnsi="Arial" w:cs="Arial"/>
+          <w:b/>
+          <w:bCs/>
+          <w:sz w:val="26"/>
+          <w:szCs w:val="26"/>
+        </w:rPr>
+        <w:t>Descrição</w:t>
+      </w:r>
+    </w:p>
+    <w:p>
+      <w:pPr>
+        <w:rPr>
+          <w:rFonts w:ascii="Arial" w:hAnsi="Arial" w:cs="Arial"/>
+          <w:b/>
+          <w:bCs/>
+        </w:rPr>
+      </w:pPr>
+      <w:r>
+        <w:rPr>
+          <w:rFonts w:ascii="Arial" w:hAnsi="Arial" w:cs="Arial"/>
+        </w:rPr>
+        <w:t>O programa é</w:t>
+      </w:r>
+      <w:r>
+        <w:rPr>
+          <w:rFonts w:ascii="Arial" w:hAnsi="Arial" w:cs="Arial"/>
+        </w:rPr>
+        <w:t xml:space="preserve"> um jogo de Batalha Naval executado pelo terminal. O objetivo do jogador é encontrar todas as embarcações escondidas em um tabuleiro 6x6 utilizando o menor número possível de jogadas. Ao final da partida, a pontuação é salva em um ranking</w:t>
+      </w:r>
+      <w:r>
+        <w:rPr>
+          <w:rFonts w:ascii="Arial" w:hAnsi="Arial" w:cs="Arial"/>
+        </w:rPr>
+        <w:t xml:space="preserve"> local, no </w:t>
+      </w:r>
+      <w:r>
+        <w:t>formato</w:t>
+      </w:r>
+      <w:r>
+        <w:t xml:space="preserve"> </w:t>
+      </w:r>
+      <w:r>
+        <w:rPr>
+          <w:b/>
+          <w:bCs/>
+        </w:rPr>
+        <w:t>“</w:t>
+      </w:r>
+      <w:proofErr w:type="spellStart"/>
+      <w:r>
+        <w:rPr>
+          <w:b/>
+          <w:bCs/>
+        </w:rPr>
+        <w:t>txt</w:t>
+      </w:r>
+      <w:proofErr w:type="spellEnd"/>
+      <w:r>
+        <w:rPr>
+          <w:b/>
+          <w:bCs/>
+        </w:rPr>
+        <w:t>”</w:t>
+      </w:r>
+      <w:r>
+        <w:rPr>
+          <w:rFonts w:ascii="Arial" w:hAnsi="Arial" w:cs="Arial"/>
+          <w:b/>
+          <w:bCs/>
+        </w:rPr>
+        <w:t>.</w:t>
+      </w:r>
+      <w:r>
+        <w:rPr>
+          <w:rFonts w:ascii="Arial" w:hAnsi="Arial" w:cs="Arial"/>
+          <w:b/>
+          <w:bCs/>
+        </w:rPr>
+        <w:t>’</w:t>
+      </w:r>
+    </w:p>
+    <w:p>
+      <w:pPr>
+        <w:pBdr>
+          <w:top w:val="dotted" w:sz="4" w:space="3" w:color="auto"/>
+          <w:left w:val="dotted" w:sz="4" w:space="4" w:color="auto"/>
+          <w:bottom w:val="dotted" w:sz="4" w:space="1" w:color="auto"/>
+          <w:right w:val="dotted" w:sz="4" w:space="4" w:color="auto"/>
+          <w:between w:val="dotted" w:sz="4" w:space="3" w:color="auto"/>
+          <w:bar w:val="dotted" w:sz="4" w:color="auto"/>
+        </w:pBdr>
+        <w:spacing w:line="276" w:lineRule="auto"/>
+        <w:rPr>
+          <w:rFonts w:ascii="Arial" w:hAnsi="Arial" w:cs="Arial"/>
+          <w:b/>
+          <w:bCs/>
+          <w:sz w:val="26"/>
+          <w:szCs w:val="26"/>
+        </w:rPr>
+      </w:pPr>
+      <w:r>
+        <w:rPr>
+          <w:rFonts w:ascii="Arial" w:hAnsi="Arial" w:cs="Arial"/>
+          <w:b/>
+          <w:bCs/>
+          <w:sz w:val="26"/>
+          <w:szCs w:val="26"/>
+        </w:rPr>
+        <w:t>Arquivos do projeto</w:t>
+      </w:r>
+    </w:p>
+    <w:p>
+      <w:pPr>
+        <w:rPr>
+          <w:rFonts w:ascii="Arial" w:hAnsi="Arial" w:cs="Arial"/>
+          <w:b/>
+          <w:bCs/>
+        </w:rPr>
+      </w:pPr>
+      <w:r>
+        <w:rPr>
+          <w:rFonts w:ascii="Arial" w:hAnsi="Arial" w:cs="Arial"/>
+          <w:b/>
+          <w:bCs/>
+        </w:rPr>
+        <w:t>“</w:t>
+      </w:r>
+      <w:r>
+        <w:rPr>
+          <w:rFonts w:ascii="Arial" w:hAnsi="Arial" w:cs="Arial"/>
+          <w:b/>
+          <w:bCs/>
+        </w:rPr>
+        <w:t>main.py</w:t>
+      </w:r>
+      <w:r>
+        <w:rPr>
+          <w:rFonts w:ascii="Arial" w:hAnsi="Arial" w:cs="Arial"/>
+          <w:b/>
+          <w:bCs/>
+        </w:rPr>
+        <w:t>”</w:t>
+      </w:r>
+    </w:p>
+    <w:p>
+      <w:pPr>
+        <w:rPr>
+          <w:rFonts w:ascii="Arial" w:hAnsi="Arial" w:cs="Arial"/>
+        </w:rPr>
+      </w:pPr>
+      <w:r>
+        <w:rPr>
+          <w:rFonts w:ascii="Arial" w:hAnsi="Arial" w:cs="Arial"/>
+        </w:rPr>
+        <w:t>Responsável por iniciar o programa.</w:t>
+      </w:r>
+    </w:p>
+    <w:p>
+      <w:pPr>
+        <w:pBdr>
+          <w:top w:val="dotted" w:sz="4" w:space="3" w:color="auto"/>
+          <w:left w:val="dotted" w:sz="4" w:space="4" w:color="auto"/>
+          <w:bottom w:val="dotted" w:sz="4" w:space="1" w:color="auto"/>
+          <w:right w:val="dotted" w:sz="4" w:space="4" w:color="auto"/>
+          <w:between w:val="dotted" w:sz="4" w:space="3" w:color="auto"/>
+          <w:bar w:val="dotted" w:sz="4" w:color="auto"/>
+        </w:pBdr>
+        <w:spacing w:line="276" w:lineRule="auto"/>
+        <w:rPr>
+          <w:rFonts w:ascii="Arial" w:hAnsi="Arial" w:cs="Arial"/>
+          <w:b/>
+          <w:bCs/>
+          <w:sz w:val="26"/>
+          <w:szCs w:val="26"/>
+        </w:rPr>
+      </w:pPr>
+      <w:r>
+        <w:rPr>
+          <w:rFonts w:ascii="Arial" w:hAnsi="Arial" w:cs="Arial"/>
+          <w:b/>
+          <w:bCs/>
+          <w:sz w:val="26"/>
+          <w:szCs w:val="26"/>
+        </w:rPr>
+        <w:t>FrontEnd.py</w:t>
+      </w:r>
+    </w:p>
+    <w:p>
+      <w:pPr>
+        <w:rPr>
+          <w:rFonts w:ascii="Arial" w:hAnsi="Arial" w:cs="Arial"/>
+        </w:rPr>
+      </w:pPr>
+      <w:r>
+        <w:rPr>
+          <w:rFonts w:ascii="Arial" w:hAnsi="Arial" w:cs="Arial"/>
+        </w:rPr>
+        <w:t>Contém as funções responsáveis pela interação com o usuário, como o menu principal, a partida e a exibição das mensagens.</w:t>
+      </w:r>
+    </w:p>
+    <w:p>
+      <w:pPr>
+        <w:pBdr>
+          <w:bottom w:val="dotted" w:sz="4" w:space="1" w:color="auto"/>
+        </w:pBdr>
+        <w:spacing w:line="360" w:lineRule="auto"/>
+        <w:rPr>
+          <w:rFonts w:ascii="Arial" w:hAnsi="Arial" w:cs="Arial"/>
+          <w:sz w:val="24"/>
+          <w:szCs w:val="24"/>
+        </w:rPr>
+      </w:pPr>
+      <w:r>
+        <w:rPr>
+          <w:rFonts w:ascii="Arial" w:hAnsi="Arial" w:cs="Arial"/>
+          <w:b/>
+          <w:bCs/>
+          <w:sz w:val="24"/>
+          <w:szCs w:val="24"/>
+        </w:rPr>
+        <w:t>Funções previstas</w:t>
+      </w:r>
+    </w:p>
+    <w:p>
+      <w:pPr>
+        <w:numPr>
+          <w:ilvl w:val="0"/>
+          <w:numId w:val="1"/>
+        </w:numPr>
+        <w:rPr>
+          <w:rFonts w:ascii="Arial" w:hAnsi="Arial" w:cs="Arial"/>
+        </w:rPr>
+      </w:pPr>
+      <w:proofErr w:type="gramStart"/>
+      <w:r>
+        <w:rPr>
+          <w:rFonts w:ascii="Arial" w:hAnsi="Arial" w:cs="Arial"/>
+          <w:b/>
+          <w:bCs/>
+        </w:rPr>
+        <w:t>logo(</w:t>
+      </w:r>
+      <w:proofErr w:type="gramEnd"/>
+      <w:r>
+        <w:rPr>
+          <w:rFonts w:ascii="Arial" w:hAnsi="Arial" w:cs="Arial"/>
+          <w:b/>
+          <w:bCs/>
+        </w:rPr>
+        <w:t>)</w:t>
+      </w:r>
+      <w:r>
+        <w:rPr>
+          <w:rFonts w:ascii="Arial" w:hAnsi="Arial" w:cs="Arial"/>
+        </w:rPr>
+        <w:t xml:space="preserve"> – Exibe o logotipo do jogo. </w:t>
+      </w:r>
+    </w:p>
+    <w:p>
+      <w:pPr>
+        <w:numPr>
+          <w:ilvl w:val="0"/>
+          <w:numId w:val="1"/>
+        </w:numPr>
+        <w:rPr>
+          <w:rFonts w:ascii="Arial" w:hAnsi="Arial" w:cs="Arial"/>
+        </w:rPr>
+      </w:pPr>
+      <w:proofErr w:type="gramStart"/>
+      <w:r>
+        <w:rPr>
+          <w:rFonts w:ascii="Arial" w:hAnsi="Arial" w:cs="Arial"/>
+          <w:b/>
+          <w:bCs/>
+        </w:rPr>
+        <w:t>menu(</w:t>
+      </w:r>
+      <w:proofErr w:type="gramEnd"/>
+      <w:r>
+        <w:rPr>
+          <w:rFonts w:ascii="Arial" w:hAnsi="Arial" w:cs="Arial"/>
+          <w:b/>
+          <w:bCs/>
+        </w:rPr>
+        <w:t>)</w:t>
+      </w:r>
+      <w:r>
+        <w:rPr>
+          <w:rFonts w:ascii="Arial" w:hAnsi="Arial" w:cs="Arial"/>
+        </w:rPr>
+        <w:t xml:space="preserve"> – Mostra o menu principal. </w:t>
+      </w:r>
+    </w:p>
+    <w:p>
+      <w:pPr>
+        <w:numPr>
+          <w:ilvl w:val="0"/>
+          <w:numId w:val="1"/>
+        </w:numPr>
+        <w:rPr>
+          <w:rFonts w:ascii="Arial" w:hAnsi="Arial" w:cs="Arial"/>
+        </w:rPr>
+      </w:pPr>
+      <w:proofErr w:type="gramStart"/>
+      <w:r>
+        <w:rPr>
+          <w:rFonts w:ascii="Arial" w:hAnsi="Arial" w:cs="Arial"/>
+          <w:b/>
+          <w:bCs/>
+        </w:rPr>
+        <w:t>jogar(</w:t>
+      </w:r>
+      <w:proofErr w:type="gramEnd"/>
+      <w:r>
+        <w:rPr>
+          <w:rFonts w:ascii="Arial" w:hAnsi="Arial" w:cs="Arial"/>
+          <w:b/>
+          <w:bCs/>
+        </w:rPr>
+        <w:t>)</w:t>
+      </w:r>
+      <w:r>
+        <w:rPr>
+          <w:rFonts w:ascii="Arial" w:hAnsi="Arial" w:cs="Arial"/>
+        </w:rPr>
+        <w:t xml:space="preserve"> – Controla a partida. </w:t>
+      </w:r>
+    </w:p>
+    <w:p>
+      <w:pPr>
+        <w:numPr>
+          <w:ilvl w:val="0"/>
+          <w:numId w:val="1"/>
+        </w:numPr>
+        <w:rPr>
+          <w:rFonts w:ascii="Arial" w:hAnsi="Arial" w:cs="Arial"/>
+        </w:rPr>
+      </w:pPr>
+      <w:proofErr w:type="gramStart"/>
+      <w:r>
+        <w:rPr>
+          <w:rFonts w:ascii="Arial" w:hAnsi="Arial" w:cs="Arial"/>
+          <w:b/>
+          <w:bCs/>
+        </w:rPr>
+        <w:t>ranking(</w:t>
+      </w:r>
+      <w:proofErr w:type="gramEnd"/>
+      <w:r>
+        <w:rPr>
+          <w:rFonts w:ascii="Arial" w:hAnsi="Arial" w:cs="Arial"/>
+          <w:b/>
+          <w:bCs/>
+        </w:rPr>
+        <w:t>)</w:t>
+      </w:r>
+      <w:r>
+        <w:rPr>
+          <w:rFonts w:ascii="Arial" w:hAnsi="Arial" w:cs="Arial"/>
+        </w:rPr>
+        <w:t xml:space="preserve"> – Exibe o ranking dos jogadores. </w:t>
+      </w:r>
+    </w:p>
+    <w:p>
+      <w:pPr>
+        <w:pBdr>
+          <w:top w:val="dotted" w:sz="4" w:space="3" w:color="auto"/>
+          <w:left w:val="dotted" w:sz="4" w:space="4" w:color="auto"/>
+          <w:bottom w:val="dotted" w:sz="4" w:space="1" w:color="auto"/>
+          <w:right w:val="dotted" w:sz="4" w:space="4" w:color="auto"/>
+          <w:between w:val="dotted" w:sz="4" w:space="3" w:color="auto"/>
+          <w:bar w:val="dotted" w:sz="4" w:color="auto"/>
+        </w:pBdr>
+        <w:spacing w:line="276" w:lineRule="auto"/>
+        <w:rPr>
+          <w:rFonts w:ascii="Arial" w:hAnsi="Arial" w:cs="Arial"/>
+          <w:b/>
+          <w:bCs/>
+          <w:sz w:val="26"/>
+          <w:szCs w:val="26"/>
+        </w:rPr>
+      </w:pPr>
+      <w:r>
+        <w:rPr>
+          <w:rFonts w:ascii="Arial" w:hAnsi="Arial" w:cs="Arial"/>
+          <w:b/>
+          <w:bCs/>
+          <w:sz w:val="26"/>
+          <w:szCs w:val="26"/>
+        </w:rPr>
+        <w:t>Tabuleiro.py</w:t>
+      </w:r>
+    </w:p>
+    <w:p>
+      <w:pPr>
+        <w:rPr>
+          <w:rFonts w:ascii="Arial" w:hAnsi="Arial" w:cs="Arial"/>
+        </w:rPr>
+      </w:pPr>
+      <w:r>
+        <w:rPr>
+          <w:rFonts w:ascii="Arial" w:hAnsi="Arial" w:cs="Arial"/>
+        </w:rPr>
+        <w:t>Responsável por toda a lógica do jogo.</w:t>
+      </w:r>
+    </w:p>
+    <w:p>
+      <w:pPr>
+        <w:pBdr>
+          <w:bottom w:val="dotted" w:sz="4" w:space="1" w:color="auto"/>
+        </w:pBdr>
+        <w:spacing w:line="276" w:lineRule="auto"/>
+        <w:rPr>
+          <w:rFonts w:ascii="Arial" w:hAnsi="Arial" w:cs="Arial"/>
+          <w:sz w:val="24"/>
+          <w:szCs w:val="24"/>
+        </w:rPr>
+      </w:pPr>
+      <w:r>
+        <w:rPr>
+          <w:rFonts w:ascii="Arial" w:hAnsi="Arial" w:cs="Arial"/>
+          <w:b/>
+          <w:bCs/>
+          <w:sz w:val="24"/>
+          <w:szCs w:val="24"/>
+        </w:rPr>
+        <w:t>Classe Tabuleiro</w:t>
+      </w:r>
+    </w:p>
+    <w:p>
+      <w:pPr>
+        <w:rPr>
+          <w:rFonts w:ascii="Arial" w:hAnsi="Arial" w:cs="Arial"/>
+        </w:rPr>
+      </w:pPr>
+      <w:r>
+        <w:rPr>
+          <w:rFonts w:ascii="Arial" w:hAnsi="Arial" w:cs="Arial"/>
+          <w:b/>
+          <w:bCs/>
+        </w:rPr>
+        <w:t>Atributos</w:t>
+      </w:r>
+    </w:p>
+    <w:p>
+      <w:pPr>
+        <w:numPr>
+          <w:ilvl w:val="0"/>
+          <w:numId w:val="2"/>
+        </w:numPr>
+        <w:rPr>
+          <w:rFonts w:ascii="Arial" w:hAnsi="Arial" w:cs="Arial"/>
+        </w:rPr>
+      </w:pPr>
+      <w:r>
+        <w:rPr>
+          <w:rFonts w:ascii="Arial" w:hAnsi="Arial" w:cs="Arial"/>
+        </w:rPr>
+        <w:t xml:space="preserve">Número de linhas e colunas. </w:t>
+      </w:r>
+    </w:p>
+    <w:p>
+      <w:pPr>
+        <w:numPr>
+          <w:ilvl w:val="0"/>
+          <w:numId w:val="2"/>
+        </w:numPr>
+        <w:rPr>
+          <w:rFonts w:ascii="Arial" w:hAnsi="Arial" w:cs="Arial"/>
+        </w:rPr>
+      </w:pPr>
+      <w:r>
+        <w:rPr>
+          <w:rFonts w:ascii="Arial" w:hAnsi="Arial" w:cs="Arial"/>
+        </w:rPr>
+        <w:t xml:space="preserve">Quantidade de navios. </w:t>
+      </w:r>
+    </w:p>
+    <w:p>
+      <w:pPr>
+        <w:numPr>
+          <w:ilvl w:val="0"/>
+          <w:numId w:val="2"/>
+        </w:numPr>
+        <w:rPr>
+          <w:rFonts w:ascii="Arial" w:hAnsi="Arial" w:cs="Arial"/>
+        </w:rPr>
+      </w:pPr>
+      <w:r>
+        <w:rPr>
+          <w:rFonts w:ascii="Arial" w:hAnsi="Arial" w:cs="Arial"/>
+        </w:rPr>
+        <w:t xml:space="preserve">Quantidade de submarinos. </w:t>
+      </w:r>
+    </w:p>
+    <w:p>
+      <w:pPr>
+        <w:numPr>
+          <w:ilvl w:val="0"/>
+          <w:numId w:val="2"/>
+        </w:numPr>
+        <w:rPr>
+          <w:rFonts w:ascii="Arial" w:hAnsi="Arial" w:cs="Arial"/>
+        </w:rPr>
+      </w:pPr>
+      <w:r>
+        <w:rPr>
+          <w:rFonts w:ascii="Arial" w:hAnsi="Arial" w:cs="Arial"/>
+        </w:rPr>
+        <w:t xml:space="preserve">Tabuleiro. </w:t>
+      </w:r>
+    </w:p>
+    <w:p>
+      <w:pPr>
+        <w:numPr>
+          <w:ilvl w:val="0"/>
+          <w:numId w:val="2"/>
+        </w:numPr>
+        <w:rPr>
+          <w:rFonts w:ascii="Arial" w:hAnsi="Arial" w:cs="Arial"/>
+        </w:rPr>
+      </w:pPr>
+      <w:r>
+        <w:rPr>
+          <w:rFonts w:ascii="Arial" w:hAnsi="Arial" w:cs="Arial"/>
+        </w:rPr>
+        <w:t xml:space="preserve">Posições das embarcações. </w:t>
+      </w:r>
+    </w:p>
+    <w:p>
+      <w:pPr>
+        <w:numPr>
+          <w:ilvl w:val="0"/>
+          <w:numId w:val="2"/>
+        </w:numPr>
+        <w:rPr>
+          <w:rFonts w:ascii="Arial" w:hAnsi="Arial" w:cs="Arial"/>
+        </w:rPr>
+      </w:pPr>
+      <w:r>
+        <w:rPr>
+          <w:rFonts w:ascii="Arial" w:hAnsi="Arial" w:cs="Arial"/>
+        </w:rPr>
+        <w:t xml:space="preserve">Posições já atacadas. </w:t>
+      </w:r>
+    </w:p>
+    <w:p>
+      <w:pPr>
+        <w:rPr>
+          <w:rFonts w:ascii="Arial" w:hAnsi="Arial" w:cs="Arial"/>
+        </w:rPr>
+      </w:pPr>
+      <w:r>
+        <w:rPr>
+          <w:rFonts w:ascii="Arial" w:hAnsi="Arial" w:cs="Arial"/>
+          <w:b/>
+          <w:bCs/>
+        </w:rPr>
+        <w:t>Métodos</w:t>
+      </w:r>
+    </w:p>
+    <w:p>
+      <w:pPr>
+        <w:numPr>
+          <w:ilvl w:val="0"/>
+          <w:numId w:val="3"/>
+        </w:numPr>
+        <w:rPr>
+          <w:rFonts w:ascii="Arial" w:hAnsi="Arial" w:cs="Arial"/>
+        </w:rPr>
+      </w:pPr>
+      <w:proofErr w:type="spellStart"/>
+      <w:proofErr w:type="gramStart"/>
+      <w:r>
+        <w:rPr>
+          <w:rFonts w:ascii="Arial" w:hAnsi="Arial" w:cs="Arial"/>
+          <w:b/>
+          <w:bCs/>
+        </w:rPr>
+        <w:t>posicionarBarcos</w:t>
+      </w:r>
+      <w:proofErr w:type="spellEnd"/>
+      <w:r>
+        <w:rPr>
+          <w:rFonts w:ascii="Arial" w:hAnsi="Arial" w:cs="Arial"/>
+          <w:b/>
+          <w:bCs/>
+        </w:rPr>
+        <w:t>(</w:t>
+      </w:r>
+      <w:proofErr w:type="gramEnd"/>
+      <w:r>
+        <w:rPr>
+          <w:rFonts w:ascii="Arial" w:hAnsi="Arial" w:cs="Arial"/>
+          <w:b/>
+          <w:bCs/>
+        </w:rPr>
+        <w:t>)</w:t>
+      </w:r>
+      <w:r>
+        <w:rPr>
+          <w:rFonts w:ascii="Arial" w:hAnsi="Arial" w:cs="Arial"/>
+        </w:rPr>
+        <w:t xml:space="preserve"> – Posiciona as embarcações aleatoriamente. </w:t>
+      </w:r>
+    </w:p>
+    <w:p>
+      <w:pPr>
+        <w:numPr>
+          <w:ilvl w:val="0"/>
+          <w:numId w:val="3"/>
+        </w:numPr>
+        <w:rPr>
+          <w:rFonts w:ascii="Arial" w:hAnsi="Arial" w:cs="Arial"/>
+        </w:rPr>
+      </w:pPr>
+      <w:proofErr w:type="gramStart"/>
+      <w:r>
+        <w:rPr>
+          <w:rFonts w:ascii="Arial" w:hAnsi="Arial" w:cs="Arial"/>
+          <w:b/>
+          <w:bCs/>
+        </w:rPr>
+        <w:t>atirar(</w:t>
+      </w:r>
+      <w:proofErr w:type="gramEnd"/>
+      <w:r>
+        <w:rPr>
+          <w:rFonts w:ascii="Arial" w:hAnsi="Arial" w:cs="Arial"/>
+          <w:b/>
+          <w:bCs/>
+        </w:rPr>
+        <w:t>)</w:t>
+      </w:r>
+      <w:r>
+        <w:rPr>
+          <w:rFonts w:ascii="Arial" w:hAnsi="Arial" w:cs="Arial"/>
+        </w:rPr>
+        <w:t xml:space="preserve"> – Verifica o resultado de um ataque. </w:t>
+      </w:r>
+    </w:p>
+    <w:p>
+      <w:pPr>
+        <w:numPr>
+          <w:ilvl w:val="0"/>
+          <w:numId w:val="3"/>
+        </w:numPr>
+        <w:rPr>
+          <w:rFonts w:ascii="Arial" w:hAnsi="Arial" w:cs="Arial"/>
+        </w:rPr>
+      </w:pPr>
+      <w:proofErr w:type="spellStart"/>
+      <w:proofErr w:type="gramStart"/>
+      <w:r>
+        <w:rPr>
+          <w:rFonts w:ascii="Arial" w:hAnsi="Arial" w:cs="Arial"/>
+          <w:b/>
+          <w:bCs/>
+        </w:rPr>
+        <w:t>getPosicao</w:t>
+      </w:r>
+      <w:proofErr w:type="spellEnd"/>
+      <w:r>
+        <w:rPr>
+          <w:rFonts w:ascii="Arial" w:hAnsi="Arial" w:cs="Arial"/>
+          <w:b/>
+          <w:bCs/>
+        </w:rPr>
+        <w:t>(</w:t>
+      </w:r>
+      <w:proofErr w:type="gramEnd"/>
+      <w:r>
+        <w:rPr>
+          <w:rFonts w:ascii="Arial" w:hAnsi="Arial" w:cs="Arial"/>
+          <w:b/>
+          <w:bCs/>
+        </w:rPr>
+        <w:t>)</w:t>
+      </w:r>
+      <w:r>
+        <w:rPr>
+          <w:rFonts w:ascii="Arial" w:hAnsi="Arial" w:cs="Arial"/>
+        </w:rPr>
+        <w:t xml:space="preserve"> – Consulta uma posição do tabuleiro. </w:t>
+      </w:r>
+    </w:p>
+    <w:p>
+      <w:pPr>
+        <w:numPr>
+          <w:ilvl w:val="0"/>
+          <w:numId w:val="3"/>
+        </w:numPr>
+        <w:rPr>
+          <w:rFonts w:ascii="Arial" w:hAnsi="Arial" w:cs="Arial"/>
+        </w:rPr>
+      </w:pPr>
+      <w:proofErr w:type="spellStart"/>
+      <w:proofErr w:type="gramStart"/>
+      <w:r>
+        <w:rPr>
+          <w:rFonts w:ascii="Arial" w:hAnsi="Arial" w:cs="Arial"/>
+          <w:b/>
+          <w:bCs/>
+        </w:rPr>
+        <w:lastRenderedPageBreak/>
+        <w:t>setPosicao</w:t>
+      </w:r>
+      <w:proofErr w:type="spellEnd"/>
+      <w:r>
+        <w:rPr>
+          <w:rFonts w:ascii="Arial" w:hAnsi="Arial" w:cs="Arial"/>
+          <w:b/>
+          <w:bCs/>
+        </w:rPr>
+        <w:t>(</w:t>
+      </w:r>
+      <w:proofErr w:type="gramEnd"/>
+      <w:r>
+        <w:rPr>
+          <w:rFonts w:ascii="Arial" w:hAnsi="Arial" w:cs="Arial"/>
+          <w:b/>
+          <w:bCs/>
+        </w:rPr>
+        <w:t>)</w:t>
+      </w:r>
+      <w:r>
+        <w:rPr>
+          <w:rFonts w:ascii="Arial" w:hAnsi="Arial" w:cs="Arial"/>
+        </w:rPr>
+        <w:t xml:space="preserve"> – Altera uma posição do tabuleiro. </w:t>
+      </w:r>
+    </w:p>
+    <w:p>
+      <w:pPr>
+        <w:numPr>
+          <w:ilvl w:val="0"/>
+          <w:numId w:val="3"/>
+        </w:numPr>
+        <w:rPr>
+          <w:rFonts w:ascii="Arial" w:hAnsi="Arial" w:cs="Arial"/>
+        </w:rPr>
+      </w:pPr>
+      <w:proofErr w:type="spellStart"/>
+      <w:proofErr w:type="gramStart"/>
+      <w:r>
+        <w:rPr>
+          <w:rFonts w:ascii="Arial" w:hAnsi="Arial" w:cs="Arial"/>
+          <w:b/>
+          <w:bCs/>
+        </w:rPr>
+        <w:t>getDimensoes</w:t>
+      </w:r>
+      <w:proofErr w:type="spellEnd"/>
+      <w:r>
+        <w:rPr>
+          <w:rFonts w:ascii="Arial" w:hAnsi="Arial" w:cs="Arial"/>
+          <w:b/>
+          <w:bCs/>
+        </w:rPr>
+        <w:t>(</w:t>
+      </w:r>
+      <w:proofErr w:type="gramEnd"/>
+      <w:r>
+        <w:rPr>
+          <w:rFonts w:ascii="Arial" w:hAnsi="Arial" w:cs="Arial"/>
+          <w:b/>
+          <w:bCs/>
+        </w:rPr>
+        <w:t>)</w:t>
+      </w:r>
+      <w:r>
+        <w:rPr>
+          <w:rFonts w:ascii="Arial" w:hAnsi="Arial" w:cs="Arial"/>
+        </w:rPr>
+        <w:t xml:space="preserve"> – Retorna o tamanho do tabuleiro. </w:t>
+      </w:r>
+    </w:p>
+    <w:p>
+      <w:pPr>
+        <w:pBdr>
+          <w:top w:val="dotted" w:sz="4" w:space="3" w:color="auto"/>
+          <w:left w:val="dotted" w:sz="4" w:space="4" w:color="auto"/>
+          <w:bottom w:val="dotted" w:sz="4" w:space="1" w:color="auto"/>
+          <w:right w:val="dotted" w:sz="4" w:space="4" w:color="auto"/>
+          <w:between w:val="dotted" w:sz="4" w:space="3" w:color="auto"/>
+          <w:bar w:val="dotted" w:sz="4" w:color="auto"/>
+        </w:pBdr>
+        <w:spacing w:line="276" w:lineRule="auto"/>
+        <w:rPr>
+          <w:rFonts w:ascii="Arial" w:hAnsi="Arial" w:cs="Arial"/>
+          <w:b/>
+          <w:bCs/>
+          <w:sz w:val="26"/>
+          <w:szCs w:val="26"/>
+        </w:rPr>
+      </w:pPr>
+      <w:r>
+        <w:rPr>
+          <w:rFonts w:ascii="Arial" w:hAnsi="Arial" w:cs="Arial"/>
+          <w:b/>
+          <w:bCs/>
+          <w:sz w:val="26"/>
+          <w:szCs w:val="26"/>
+        </w:rPr>
+        <w:t>Exibicao.py</w:t>
+      </w:r>
+    </w:p>
+    <w:p>
+      <w:pPr>
+        <w:rPr>
+          <w:rFonts w:ascii="Arial" w:hAnsi="Arial" w:cs="Arial"/>
+        </w:rPr>
+      </w:pPr>
+      <w:r>
+        <w:rPr>
+          <w:rFonts w:ascii="Arial" w:hAnsi="Arial" w:cs="Arial"/>
+        </w:rPr>
+        <w:t>Responsável por mostrar o tabuleiro e a legenda dos símbolos utilizados durante a partida.</w:t>
+      </w:r>
+    </w:p>
+    <w:p>
+      <w:pPr>
+        <w:pBdr>
+          <w:top w:val="dotted" w:sz="4" w:space="3" w:color="auto"/>
+          <w:left w:val="dotted" w:sz="4" w:space="4" w:color="auto"/>
+          <w:bottom w:val="dotted" w:sz="4" w:space="1" w:color="auto"/>
+          <w:right w:val="dotted" w:sz="4" w:space="4" w:color="auto"/>
+          <w:between w:val="dotted" w:sz="4" w:space="3" w:color="auto"/>
+          <w:bar w:val="dotted" w:sz="4" w:color="auto"/>
+        </w:pBdr>
+        <w:spacing w:line="276" w:lineRule="auto"/>
+        <w:rPr>
+          <w:rFonts w:ascii="Arial" w:hAnsi="Arial" w:cs="Arial"/>
+          <w:b/>
+          <w:bCs/>
+          <w:sz w:val="26"/>
+          <w:szCs w:val="26"/>
+        </w:rPr>
+      </w:pPr>
+      <w:r>
+        <w:rPr>
+          <w:rFonts w:ascii="Arial" w:hAnsi="Arial" w:cs="Arial"/>
+          <w:b/>
+          <w:bCs/>
+          <w:sz w:val="26"/>
+          <w:szCs w:val="26"/>
+        </w:rPr>
+        <w:t>Persistencia.py</w:t>
+      </w:r>
+    </w:p>
+    <w:p>
+      <w:pPr>
+        <w:pBdr>
+          <w:bottom w:val="dotted" w:sz="4" w:space="1" w:color="auto"/>
+        </w:pBdr>
+        <w:spacing w:line="360" w:lineRule="auto"/>
+        <w:rPr>
+          <w:rFonts w:ascii="Arial" w:hAnsi="Arial" w:cs="Arial"/>
+        </w:rPr>
+      </w:pPr>
+      <w:r>
+        <w:rPr>
+          <w:rFonts w:ascii="Arial" w:hAnsi="Arial" w:cs="Arial"/>
+        </w:rPr>
+        <w:t>Responsável por salvar e carregar o ranking dos jogadores.</w:t>
+      </w:r>
+    </w:p>
+    <w:p>
+      <w:pPr>
+        <w:spacing w:line="360" w:lineRule="auto"/>
+        <w:rPr>
+          <w:rFonts w:ascii="Arial" w:hAnsi="Arial" w:cs="Arial"/>
+          <w:b/>
+          <w:bCs/>
+          <w:sz w:val="24"/>
+          <w:szCs w:val="24"/>
+        </w:rPr>
+      </w:pPr>
+      <w:r>
+        <w:rPr>
+          <w:rFonts w:ascii="Arial" w:hAnsi="Arial" w:cs="Arial"/>
+          <w:b/>
+          <w:bCs/>
+          <w:sz w:val="24"/>
+          <w:szCs w:val="24"/>
+        </w:rPr>
+        <w:t>Entradas</w:t>
+      </w:r>
+    </w:p>
+    <w:p>
+      <w:pPr>
+        <w:numPr>
+          <w:ilvl w:val="0"/>
+          <w:numId w:val="4"/>
+        </w:numPr>
+        <w:rPr>
+          <w:rFonts w:ascii="Arial" w:hAnsi="Arial" w:cs="Arial"/>
+        </w:rPr>
+      </w:pPr>
+      <w:r>
+        <w:rPr>
+          <w:rFonts w:ascii="Arial" w:hAnsi="Arial" w:cs="Arial"/>
+        </w:rPr>
+        <w:t xml:space="preserve">Nome do jogador. </w:t>
+      </w:r>
+    </w:p>
+    <w:p>
+      <w:pPr>
+        <w:numPr>
+          <w:ilvl w:val="0"/>
+          <w:numId w:val="4"/>
+        </w:numPr>
+        <w:rPr>
+          <w:rFonts w:ascii="Arial" w:hAnsi="Arial" w:cs="Arial"/>
+        </w:rPr>
+      </w:pPr>
+      <w:r>
+        <w:rPr>
+          <w:rFonts w:ascii="Arial" w:hAnsi="Arial" w:cs="Arial"/>
+        </w:rPr>
+        <w:t xml:space="preserve">Coordenadas do ataque. </w:t>
+      </w:r>
+    </w:p>
+    <w:p>
+      <w:pPr>
+        <w:numPr>
+          <w:ilvl w:val="0"/>
+          <w:numId w:val="4"/>
+        </w:numPr>
+        <w:rPr>
+          <w:rFonts w:ascii="Arial" w:hAnsi="Arial" w:cs="Arial"/>
+        </w:rPr>
+      </w:pPr>
+      <w:r>
+        <w:rPr>
+          <w:rFonts w:ascii="Arial" w:hAnsi="Arial" w:cs="Arial"/>
+        </w:rPr>
+        <w:t xml:space="preserve">Opções do menu. </w:t>
+      </w:r>
+    </w:p>
+    <w:p>
+      <w:pPr>
+        <w:rPr>
+          <w:rFonts w:ascii="Arial" w:hAnsi="Arial" w:cs="Arial"/>
+          <w:b/>
+          <w:bCs/>
+          <w:sz w:val="24"/>
+          <w:szCs w:val="24"/>
+        </w:rPr>
+      </w:pPr>
+      <w:r>
+        <w:rPr>
+          <w:rFonts w:ascii="Arial" w:hAnsi="Arial" w:cs="Arial"/>
+          <w:b/>
+          <w:bCs/>
+          <w:sz w:val="24"/>
+          <w:szCs w:val="24"/>
+        </w:rPr>
+        <w:t>Saídas</w:t>
+      </w:r>
+    </w:p>
+    <w:p>
+      <w:pPr>
+        <w:numPr>
+          <w:ilvl w:val="0"/>
+          <w:numId w:val="5"/>
+        </w:numPr>
+        <w:rPr>
+          <w:rFonts w:ascii="Arial" w:hAnsi="Arial" w:cs="Arial"/>
+        </w:rPr>
+      </w:pPr>
+      <w:r>
+        <w:rPr>
+          <w:rFonts w:ascii="Arial" w:hAnsi="Arial" w:cs="Arial"/>
+        </w:rPr>
+        <w:t xml:space="preserve">Tabuleiro atualizado. </w:t>
+      </w:r>
+    </w:p>
+    <w:p>
+      <w:pPr>
+        <w:numPr>
+          <w:ilvl w:val="0"/>
+          <w:numId w:val="5"/>
+        </w:numPr>
+        <w:rPr>
+          <w:rFonts w:ascii="Arial" w:hAnsi="Arial" w:cs="Arial"/>
+        </w:rPr>
+      </w:pPr>
+      <w:r>
+        <w:rPr>
+          <w:rFonts w:ascii="Arial" w:hAnsi="Arial" w:cs="Arial"/>
+        </w:rPr>
+        <w:t xml:space="preserve">Resultado de cada jogada. </w:t>
+      </w:r>
+    </w:p>
+    <w:p>
+      <w:pPr>
+        <w:numPr>
+          <w:ilvl w:val="0"/>
+          <w:numId w:val="5"/>
+        </w:numPr>
+        <w:rPr>
+          <w:rFonts w:ascii="Arial" w:hAnsi="Arial" w:cs="Arial"/>
+        </w:rPr>
+      </w:pPr>
+      <w:r>
+        <w:rPr>
+          <w:rFonts w:ascii="Arial" w:hAnsi="Arial" w:cs="Arial"/>
+        </w:rPr>
+        <w:t xml:space="preserve">Número de jogadas. </w:t>
+      </w:r>
+    </w:p>
+    <w:p>
+      <w:pPr>
+        <w:numPr>
+          <w:ilvl w:val="0"/>
+          <w:numId w:val="5"/>
+        </w:numPr>
+        <w:rPr>
+          <w:rFonts w:ascii="Arial" w:hAnsi="Arial" w:cs="Arial"/>
+        </w:rPr>
+      </w:pPr>
+      <w:r>
+        <w:rPr>
+          <w:rFonts w:ascii="Arial" w:hAnsi="Arial" w:cs="Arial"/>
+        </w:rPr>
+        <w:t xml:space="preserve">Ranking. </w:t>
+      </w:r>
+    </w:p>
+    <w:p>
+      <w:pPr>
+        <w:numPr>
+          <w:ilvl w:val="0"/>
+          <w:numId w:val="5"/>
+        </w:numPr>
+        <w:rPr>
+          <w:rFonts w:ascii="Arial" w:hAnsi="Arial" w:cs="Arial"/>
+        </w:rPr>
+      </w:pPr>
+      <w:r>
+        <w:rPr>
+          <w:rFonts w:ascii="Arial" w:hAnsi="Arial" w:cs="Arial"/>
+        </w:rPr>
+        <w:t>Mensagens de vitória ou desistência.</w:t>
+      </w:r>
+    </w:p>
+    <w:p>
+      <w:pPr>
+        <w:rPr>
+          <w:rFonts w:ascii="Arial" w:hAnsi="Arial" w:cs="Arial"/>
+        </w:rPr>
+      </w:pPr>
     </w:p>
     <w:sectPr>
+      <w:footerReference w:type="default" r:id="rId7"/>
       <w:pgSz w:w="11906" w:h="16838"/>
       <w:pgMar w:top="1417" w:right="1701" w:bottom="1417" w:left="1701" w:header="708" w:footer="708" w:gutter="0"/>
       <w:cols w:space="708"/>
@@ -178,8 +1109,922 @@
 </w:document>
 </file>
 
+<file path=word/endnotes.xml><?xml version="1.0" encoding="utf-8"?>
+<w:endnotes xmlns:wpc="http://schemas.microsoft.com/office/word/2010/wordprocessingCanvas" xmlns:cx="http://schemas.microsoft.com/office/drawing/2014/chartex" xmlns:cx1="http://schemas.microsoft.com/office/drawing/2015/9/8/chartex" xmlns:cx2="http://schemas.microsoft.com/office/drawing/2015/10/21/chartex" xmlns:cx3="http://schemas.microsoft.com/office/drawing/2016/5/9/chartex" xmlns:cx4="http://schemas.microsoft.com/office/drawing/2016/5/10/chartex" xmlns:cx5="http://schemas.microsoft.com/office/drawing/2016/5/11/chartex" xmlns:cx6="http://schemas.microsoft.com/office/drawing/2016/5/12/chartex" xmlns:cx7="http://schemas.microsoft.com/office/drawing/2016/5/13/chartex" xmlns:cx8="http://schemas.microsoft.com/office/drawing/2016/5/14/chartex" xmlns:mc="http://schemas.openxmlformats.org/markup-compatibility/2006" xmlns:aink="http://schemas.microsoft.com/office/drawing/2016/ink" xmlns:am3d="http://schemas.microsoft.com/office/drawing/2017/model3d" xmlns:o="urn:schemas-microsoft-com:office:office" xmlns:oel="http://schemas.microsoft.com/office/2019/extlst" xmlns:r="http://schemas.openxmlformats.org/officeDocument/2006/relationships" xmlns:m="http://schemas.openxmlformats.org/officeDocument/2006/math" xmlns:v="urn:schemas-microsoft-com:vml" xmlns:wp14="http://schemas.microsoft.com/office/word/2010/wordprocessingDrawing" xmlns:wp="http://schemas.openxmlformats.org/drawingml/2006/wordprocessingDrawing" xmlns:w10="urn:schemas-microsoft-com:office:word" xmlns:w="http://schemas.openxmlformats.org/wordprocessingml/2006/main" xmlns:w14="http://schemas.microsoft.com/office/word/2010/wordml" xmlns:w15="http://schemas.microsoft.com/office/word/2012/wordml" xmlns:w16cex="http://schemas.microsoft.com/office/word/2018/wordml/cex" xmlns:w16cid="http://schemas.microsoft.com/office/word/2016/wordml/cid" xmlns:w16="http://schemas.microsoft.com/office/word/2018/wordml" xmlns:w16du="http://schemas.microsoft.com/office/word/2023/wordml/word16du" xmlns:w16sdtdh="http://schemas.microsoft.com/office/word/2020/wordml/sdtdatahash" xmlns:w16sdtfl="http://schemas.microsoft.com/office/word/2024/wordml/sdtformatlock" xmlns:w16se="http://schemas.microsoft.com/office/word/2015/wordml/symex" xmlns:wpg="http://schemas.microsoft.com/office/word/2010/wordprocessingGroup" xmlns:wpi="http://schemas.microsoft.com/office/word/2010/wordprocessingInk" xmlns:wne="http://schemas.microsoft.com/office/word/2006/wordml" xmlns:wps="http://schemas.microsoft.com/office/word/2010/wordprocessingShape" mc:Ignorable="w14 w15 w16se w16cid w16 w16cex w16sdtdh w16sdtfl w16du wp14">
+  <w:endnote w:type="separator" w:id="-1">
+    <w:p>
+      <w:pPr>
+        <w:spacing w:after="0" w:line="240" w:lineRule="auto"/>
+      </w:pPr>
+      <w:r>
+        <w:separator/>
+      </w:r>
+    </w:p>
+  </w:endnote>
+  <w:endnote w:type="continuationSeparator" w:id="0">
+    <w:p>
+      <w:pPr>
+        <w:spacing w:after="0" w:line="240" w:lineRule="auto"/>
+      </w:pPr>
+      <w:r>
+        <w:continuationSeparator/>
+      </w:r>
+    </w:p>
+  </w:endnote>
+</w:endnotes>
+</file>
+
+<file path=word/footer1.xml><?xml version="1.0" encoding="utf-8"?>
+<w:ftr xmlns:wpc="http://schemas.microsoft.com/office/word/2010/wordprocessingCanvas" xmlns:cx="http://schemas.microsoft.com/office/drawing/2014/chartex" xmlns:cx1="http://schemas.microsoft.com/office/drawing/2015/9/8/chartex" xmlns:cx2="http://schemas.microsoft.com/office/drawing/2015/10/21/chartex" xmlns:cx3="http://schemas.microsoft.com/office/drawing/2016/5/9/chartex" xmlns:cx4="http://schemas.microsoft.com/office/drawing/2016/5/10/chartex" xmlns:cx5="http://schemas.microsoft.com/office/drawing/2016/5/11/chartex" xmlns:cx6="http://schemas.microsoft.com/office/drawing/2016/5/12/chartex" xmlns:cx7="http://schemas.microsoft.com/office/drawing/2016/5/13/chartex" xmlns:cx8="http://schemas.microsoft.com/office/drawing/2016/5/14/chartex" xmlns:mc="http://schemas.openxmlformats.org/markup-compatibility/2006" xmlns:aink="http://schemas.microsoft.com/office/drawing/2016/ink" xmlns:am3d="http://schemas.microsoft.com/office/drawing/2017/model3d" xmlns:o="urn:schemas-microsoft-com:office:office" xmlns:oel="http://schemas.microsoft.com/office/2019/extlst" xmlns:r="http://schemas.openxmlformats.org/officeDocument/2006/relationships" xmlns:m="http://schemas.openxmlformats.org/officeDocument/2006/math" xmlns:v="urn:schemas-microsoft-com:vml" xmlns:wp14="http://schemas.microsoft.com/office/word/2010/wordprocessingDrawing" xmlns:wp="http://schemas.openxmlformats.org/drawingml/2006/wordprocessingDrawing" xmlns:w10="urn:schemas-microsoft-com:office:word" xmlns:w="http://schemas.openxmlformats.org/wordprocessingml/2006/main" xmlns:w14="http://schemas.microsoft.com/office/word/2010/wordml" xmlns:w15="http://schemas.microsoft.com/office/word/2012/wordml" xmlns:w16cex="http://schemas.microsoft.com/office/word/2018/wordml/cex" xmlns:w16cid="http://schemas.microsoft.com/office/word/2016/wordml/cid" xmlns:w16="http://schemas.microsoft.com/office/word/2018/wordml" xmlns:w16du="http://schemas.microsoft.com/office/word/2023/wordml/word16du" xmlns:w16sdtdh="http://schemas.microsoft.com/office/word/2020/wordml/sdtdatahash" xmlns:w16sdtfl="http://schemas.microsoft.com/office/word/2024/wordml/sdtformatlock" xmlns:w16se="http://schemas.microsoft.com/office/word/2015/wordml/symex" xmlns:wpg="http://schemas.microsoft.com/office/word/2010/wordprocessingGroup" xmlns:wpi="http://schemas.microsoft.com/office/word/2010/wordprocessingInk" xmlns:wne="http://schemas.microsoft.com/office/word/2006/wordml" xmlns:wps="http://schemas.microsoft.com/office/word/2010/wordprocessingShape" mc:Ignorable="w14 w15 w16se w16cid w16 w16cex w16sdtdh w16sdtfl w16du wp14">
+  <w:sdt>
+    <w:sdtPr>
+      <w:id w:val="-1859568312"/>
+      <w:docPartObj>
+        <w:docPartGallery w:val="Page Numbers (Bottom of Page)"/>
+        <w:docPartUnique/>
+      </w:docPartObj>
+    </w:sdtPr>
+    <w:sdtContent>
+      <w:sdt>
+        <w:sdtPr>
+          <w:id w:val="-1769616900"/>
+          <w:docPartObj>
+            <w:docPartGallery w:val="Page Numbers (Top of Page)"/>
+            <w:docPartUnique/>
+          </w:docPartObj>
+        </w:sdtPr>
+        <w:sdtContent>
+          <w:p>
+            <w:pPr>
+              <w:pStyle w:val="Rodap"/>
+              <w:ind w:firstLine="708"/>
+              <w:jc w:val="right"/>
+            </w:pPr>
+            <w:r>
+              <w:t xml:space="preserve">      </w:t>
+            </w:r>
+            <w:r>
+              <w:rPr>
+                <w:sz w:val="24"/>
+                <w:szCs w:val="24"/>
+              </w:rPr>
+              <w:fldChar w:fldCharType="begin"/>
+            </w:r>
+            <w:r>
+              <w:instrText>PAGE</w:instrText>
+            </w:r>
+            <w:r>
+              <w:rPr>
+                <w:sz w:val="24"/>
+                <w:szCs w:val="24"/>
+              </w:rPr>
+              <w:fldChar w:fldCharType="separate"/>
+            </w:r>
+            <w:r>
+              <w:t>2</w:t>
+            </w:r>
+            <w:r>
+              <w:rPr>
+                <w:sz w:val="24"/>
+                <w:szCs w:val="24"/>
+              </w:rPr>
+              <w:fldChar w:fldCharType="end"/>
+            </w:r>
+            <w:r>
+              <w:t>/</w:t>
+            </w:r>
+            <w:r>
+              <w:rPr>
+                <w:sz w:val="24"/>
+                <w:szCs w:val="24"/>
+              </w:rPr>
+              <w:fldChar w:fldCharType="begin"/>
+            </w:r>
+            <w:r>
+              <w:instrText>NUMPAGES</w:instrText>
+            </w:r>
+            <w:r>
+              <w:rPr>
+                <w:sz w:val="24"/>
+                <w:szCs w:val="24"/>
+              </w:rPr>
+              <w:fldChar w:fldCharType="separate"/>
+            </w:r>
+            <w:r>
+              <w:t>2</w:t>
+            </w:r>
+            <w:r>
+              <w:rPr>
+                <w:sz w:val="24"/>
+                <w:szCs w:val="24"/>
+              </w:rPr>
+              <w:fldChar w:fldCharType="end"/>
+            </w:r>
+          </w:p>
+        </w:sdtContent>
+      </w:sdt>
+    </w:sdtContent>
+  </w:sdt>
+  <w:p>
+    <w:pPr>
+      <w:pStyle w:val="Rodap"/>
+    </w:pPr>
+  </w:p>
+</w:ftr>
+</file>
+
+<file path=word/footnotes.xml><?xml version="1.0" encoding="utf-8"?>
+<w:footnotes xmlns:wpc="http://schemas.microsoft.com/office/word/2010/wordprocessingCanvas" xmlns:cx="http://schemas.microsoft.com/office/drawing/2014/chartex" xmlns:cx1="http://schemas.microsoft.com/office/drawing/2015/9/8/chartex" xmlns:cx2="http://schemas.microsoft.com/office/drawing/2015/10/21/chartex" xmlns:cx3="http://schemas.microsoft.com/office/drawing/2016/5/9/chartex" xmlns:cx4="http://schemas.microsoft.com/office/drawing/2016/5/10/chartex" xmlns:cx5="http://schemas.microsoft.com/office/drawing/2016/5/11/chartex" xmlns:cx6="http://schemas.microsoft.com/office/drawing/2016/5/12/chartex" xmlns:cx7="http://schemas.microsoft.com/office/drawing/2016/5/13/chartex" xmlns:cx8="http://schemas.microsoft.com/office/drawing/2016/5/14/chartex" xmlns:mc="http://schemas.openxmlformats.org/markup-compatibility/2006" xmlns:aink="http://schemas.microsoft.com/office/drawing/2016/ink" xmlns:am3d="http://schemas.microsoft.com/office/drawing/2017/model3d" xmlns:o="urn:schemas-microsoft-com:office:office" xmlns:oel="http://schemas.microsoft.com/office/2019/extlst" xmlns:r="http://schemas.openxmlformats.org/officeDocument/2006/relationships" xmlns:m="http://schemas.openxmlformats.org/officeDocument/2006/math" xmlns:v="urn:schemas-microsoft-com:vml" xmlns:wp14="http://schemas.microsoft.com/office/word/2010/wordprocessingDrawing" xmlns:wp="http://schemas.openxmlformats.org/drawingml/2006/wordprocessingDrawing" xmlns:w10="urn:schemas-microsoft-com:office:word" xmlns:w="http://schemas.openxmlformats.org/wordprocessingml/2006/main" xmlns:w14="http://schemas.microsoft.com/office/word/2010/wordml" xmlns:w15="http://schemas.microsoft.com/office/word/2012/wordml" xmlns:w16cex="http://schemas.microsoft.com/office/word/2018/wordml/cex" xmlns:w16cid="http://schemas.microsoft.com/office/word/2016/wordml/cid" xmlns:w16="http://schemas.microsoft.com/office/word/2018/wordml" xmlns:w16du="http://schemas.microsoft.com/office/word/2023/wordml/word16du" xmlns:w16sdtdh="http://schemas.microsoft.com/office/word/2020/wordml/sdtdatahash" xmlns:w16sdtfl="http://schemas.microsoft.com/office/word/2024/wordml/sdtformatlock" xmlns:w16se="http://schemas.microsoft.com/office/word/2015/wordml/symex" xmlns:wpg="http://schemas.microsoft.com/office/word/2010/wordprocessingGroup" xmlns:wpi="http://schemas.microsoft.com/office/word/2010/wordprocessingInk" xmlns:wne="http://schemas.microsoft.com/office/word/2006/wordml" xmlns:wps="http://schemas.microsoft.com/office/word/2010/wordprocessingShape" mc:Ignorable="w14 w15 w16se w16cid w16 w16cex w16sdtdh w16sdtfl w16du wp14">
+  <w:footnote w:type="separator" w:id="-1">
+    <w:p>
+      <w:pPr>
+        <w:spacing w:after="0" w:line="240" w:lineRule="auto"/>
+      </w:pPr>
+      <w:r>
+        <w:separator/>
+      </w:r>
+    </w:p>
+  </w:footnote>
+  <w:footnote w:type="continuationSeparator" w:id="0">
+    <w:p>
+      <w:pPr>
+        <w:spacing w:after="0" w:line="240" w:lineRule="auto"/>
+      </w:pPr>
+      <w:r>
+        <w:continuationSeparator/>
+      </w:r>
+    </w:p>
+  </w:footnote>
+</w:footnotes>
+</file>
+
+<file path=word/numbering.xml><?xml version="1.0" encoding="utf-8"?>
+<w:numbering xmlns:wpc="http://schemas.microsoft.com/office/word/2010/wordprocessingCanvas" xmlns:cx="http://schemas.microsoft.com/office/drawing/2014/chartex" xmlns:cx1="http://schemas.microsoft.com/office/drawing/2015/9/8/chartex" xmlns:cx2="http://schemas.microsoft.com/office/drawing/2015/10/21/chartex" xmlns:cx3="http://schemas.microsoft.com/office/drawing/2016/5/9/chartex" xmlns:cx4="http://schemas.microsoft.com/office/drawing/2016/5/10/chartex" xmlns:cx5="http://schemas.microsoft.com/office/drawing/2016/5/11/chartex" xmlns:cx6="http://schemas.microsoft.com/office/drawing/2016/5/12/chartex" xmlns:cx7="http://schemas.microsoft.com/office/drawing/2016/5/13/chartex" xmlns:cx8="http://schemas.microsoft.com/office/drawing/2016/5/14/chartex" xmlns:mc="http://schemas.openxmlformats.org/markup-compatibility/2006" xmlns:aink="http://schemas.microsoft.com/office/drawing/2016/ink" xmlns:am3d="http://schemas.microsoft.com/office/drawing/2017/model3d" xmlns:o="urn:schemas-microsoft-com:office:office" xmlns:oel="http://schemas.microsoft.com/office/2019/extlst" xmlns:r="http://schemas.openxmlformats.org/officeDocument/2006/relationships" xmlns:m="http://schemas.openxmlformats.org/officeDocument/2006/math" xmlns:v="urn:schemas-microsoft-com:vml" xmlns:wp14="http://schemas.microsoft.com/office/word/2010/wordprocessingDrawing" xmlns:wp="http://schemas.openxmlformats.org/drawingml/2006/wordprocessingDrawing" xmlns:w10="urn:schemas-microsoft-com:office:word" xmlns:w="http://schemas.openxmlformats.org/wordprocessingml/2006/main" xmlns:w14="http://schemas.microsoft.com/office/word/2010/wordml" xmlns:w15="http://schemas.microsoft.com/office/word/2012/wordml" xmlns:w16cex="http://schemas.microsoft.com/office/word/2018/wordml/cex" xmlns:w16cid="http://schemas.microsoft.com/office/word/2016/wordml/cid" xmlns:w16="http://schemas.microsoft.com/office/word/2018/wordml" xmlns:w16du="http://schemas.microsoft.com/office/word/2023/wordml/word16du" xmlns:w16sdtdh="http://schemas.microsoft.com/office/word/2020/wordml/sdtdatahash" xmlns:w16sdtfl="http://schemas.microsoft.com/office/word/2024/wordml/sdtformatlock" xmlns:w16se="http://schemas.microsoft.com/office/word/2015/wordml/symex" xmlns:wpg="http://schemas.microsoft.com/office/word/2010/wordprocessingGroup" xmlns:wpi="http://schemas.microsoft.com/office/word/2010/wordprocessingInk" xmlns:wne="http://schemas.microsoft.com/office/word/2006/wordml" xmlns:wps="http://schemas.microsoft.com/office/word/2010/wordprocessingShape" mc:Ignorable="w14 w15 w16se w16cid w16 w16cex w16sdtdh w16sdtfl w16du wp14">
+  <w:abstractNum w:abstractNumId="0" w15:restartNumberingAfterBreak="0">
+    <w:nsid w:val="20AF0211"/>
+    <w:multiLevelType w:val="multilevel"/>
+    <w:tmpl w:val="EEB402E4"/>
+    <w:lvl w:ilvl="0">
+      <w:start w:val="1"/>
+      <w:numFmt w:val="bullet"/>
+      <w:lvlText w:val=""/>
+      <w:lvlJc w:val="left"/>
+      <w:pPr>
+        <w:tabs>
+          <w:tab w:val="num" w:pos="720"/>
+        </w:tabs>
+        <w:ind w:left="720" w:hanging="360"/>
+      </w:pPr>
+      <w:rPr>
+        <w:rFonts w:ascii="Symbol" w:hAnsi="Symbol" w:hint="default"/>
+        <w:sz w:val="20"/>
+      </w:rPr>
+    </w:lvl>
+    <w:lvl w:ilvl="1" w:tentative="1">
+      <w:start w:val="1"/>
+      <w:numFmt w:val="bullet"/>
+      <w:lvlText w:val="o"/>
+      <w:lvlJc w:val="left"/>
+      <w:pPr>
+        <w:tabs>
+          <w:tab w:val="num" w:pos="1440"/>
+        </w:tabs>
+        <w:ind w:left="1440" w:hanging="360"/>
+      </w:pPr>
+      <w:rPr>
+        <w:rFonts w:ascii="Courier New" w:hAnsi="Courier New" w:hint="default"/>
+        <w:sz w:val="20"/>
+      </w:rPr>
+    </w:lvl>
+    <w:lvl w:ilvl="2" w:tentative="1">
+      <w:start w:val="1"/>
+      <w:numFmt w:val="bullet"/>
+      <w:lvlText w:val=""/>
+      <w:lvlJc w:val="left"/>
+      <w:pPr>
+        <w:tabs>
+          <w:tab w:val="num" w:pos="2160"/>
+        </w:tabs>
+        <w:ind w:left="2160" w:hanging="360"/>
+      </w:pPr>
+      <w:rPr>
+        <w:rFonts w:ascii="Wingdings" w:hAnsi="Wingdings" w:hint="default"/>
+        <w:sz w:val="20"/>
+      </w:rPr>
+    </w:lvl>
+    <w:lvl w:ilvl="3" w:tentative="1">
+      <w:start w:val="1"/>
+      <w:numFmt w:val="bullet"/>
+      <w:lvlText w:val=""/>
+      <w:lvlJc w:val="left"/>
+      <w:pPr>
+        <w:tabs>
+          <w:tab w:val="num" w:pos="2880"/>
+        </w:tabs>
+        <w:ind w:left="2880" w:hanging="360"/>
+      </w:pPr>
+      <w:rPr>
+        <w:rFonts w:ascii="Wingdings" w:hAnsi="Wingdings" w:hint="default"/>
+        <w:sz w:val="20"/>
+      </w:rPr>
+    </w:lvl>
+    <w:lvl w:ilvl="4" w:tentative="1">
+      <w:start w:val="1"/>
+      <w:numFmt w:val="bullet"/>
+      <w:lvlText w:val=""/>
+      <w:lvlJc w:val="left"/>
+      <w:pPr>
+        <w:tabs>
+          <w:tab w:val="num" w:pos="3600"/>
+        </w:tabs>
+        <w:ind w:left="3600" w:hanging="360"/>
+      </w:pPr>
+      <w:rPr>
+        <w:rFonts w:ascii="Wingdings" w:hAnsi="Wingdings" w:hint="default"/>
+        <w:sz w:val="20"/>
+      </w:rPr>
+    </w:lvl>
+    <w:lvl w:ilvl="5" w:tentative="1">
+      <w:start w:val="1"/>
+      <w:numFmt w:val="bullet"/>
+      <w:lvlText w:val=""/>
+      <w:lvlJc w:val="left"/>
+      <w:pPr>
+        <w:tabs>
+          <w:tab w:val="num" w:pos="4320"/>
+        </w:tabs>
+        <w:ind w:left="4320" w:hanging="360"/>
+      </w:pPr>
+      <w:rPr>
+        <w:rFonts w:ascii="Wingdings" w:hAnsi="Wingdings" w:hint="default"/>
+        <w:sz w:val="20"/>
+      </w:rPr>
+    </w:lvl>
+    <w:lvl w:ilvl="6" w:tentative="1">
+      <w:start w:val="1"/>
+      <w:numFmt w:val="bullet"/>
+      <w:lvlText w:val=""/>
+      <w:lvlJc w:val="left"/>
+      <w:pPr>
+        <w:tabs>
+          <w:tab w:val="num" w:pos="5040"/>
+        </w:tabs>
+        <w:ind w:left="5040" w:hanging="360"/>
+      </w:pPr>
+      <w:rPr>
+        <w:rFonts w:ascii="Wingdings" w:hAnsi="Wingdings" w:hint="default"/>
+        <w:sz w:val="20"/>
+      </w:rPr>
+    </w:lvl>
+    <w:lvl w:ilvl="7" w:tentative="1">
+      <w:start w:val="1"/>
+      <w:numFmt w:val="bullet"/>
+      <w:lvlText w:val=""/>
+      <w:lvlJc w:val="left"/>
+      <w:pPr>
+        <w:tabs>
+          <w:tab w:val="num" w:pos="5760"/>
+        </w:tabs>
+        <w:ind w:left="5760" w:hanging="360"/>
+      </w:pPr>
+      <w:rPr>
+        <w:rFonts w:ascii="Wingdings" w:hAnsi="Wingdings" w:hint="default"/>
+        <w:sz w:val="20"/>
+      </w:rPr>
+    </w:lvl>
+    <w:lvl w:ilvl="8" w:tentative="1">
+      <w:start w:val="1"/>
+      <w:numFmt w:val="bullet"/>
+      <w:lvlText w:val=""/>
+      <w:lvlJc w:val="left"/>
+      <w:pPr>
+        <w:tabs>
+          <w:tab w:val="num" w:pos="6480"/>
+        </w:tabs>
+        <w:ind w:left="6480" w:hanging="360"/>
+      </w:pPr>
+      <w:rPr>
+        <w:rFonts w:ascii="Wingdings" w:hAnsi="Wingdings" w:hint="default"/>
+        <w:sz w:val="20"/>
+      </w:rPr>
+    </w:lvl>
+  </w:abstractNum>
+  <w:abstractNum w:abstractNumId="1" w15:restartNumberingAfterBreak="0">
+    <w:nsid w:val="29205F22"/>
+    <w:multiLevelType w:val="multilevel"/>
+    <w:tmpl w:val="ADDC6DF4"/>
+    <w:lvl w:ilvl="0">
+      <w:start w:val="1"/>
+      <w:numFmt w:val="bullet"/>
+      <w:lvlText w:val=""/>
+      <w:lvlJc w:val="left"/>
+      <w:pPr>
+        <w:tabs>
+          <w:tab w:val="num" w:pos="720"/>
+        </w:tabs>
+        <w:ind w:left="720" w:hanging="360"/>
+      </w:pPr>
+      <w:rPr>
+        <w:rFonts w:ascii="Symbol" w:hAnsi="Symbol" w:hint="default"/>
+        <w:sz w:val="20"/>
+      </w:rPr>
+    </w:lvl>
+    <w:lvl w:ilvl="1" w:tentative="1">
+      <w:start w:val="1"/>
+      <w:numFmt w:val="bullet"/>
+      <w:lvlText w:val="o"/>
+      <w:lvlJc w:val="left"/>
+      <w:pPr>
+        <w:tabs>
+          <w:tab w:val="num" w:pos="1440"/>
+        </w:tabs>
+        <w:ind w:left="1440" w:hanging="360"/>
+      </w:pPr>
+      <w:rPr>
+        <w:rFonts w:ascii="Courier New" w:hAnsi="Courier New" w:hint="default"/>
+        <w:sz w:val="20"/>
+      </w:rPr>
+    </w:lvl>
+    <w:lvl w:ilvl="2" w:tentative="1">
+      <w:start w:val="1"/>
+      <w:numFmt w:val="bullet"/>
+      <w:lvlText w:val=""/>
+      <w:lvlJc w:val="left"/>
+      <w:pPr>
+        <w:tabs>
+          <w:tab w:val="num" w:pos="2160"/>
+        </w:tabs>
+        <w:ind w:left="2160" w:hanging="360"/>
+      </w:pPr>
+      <w:rPr>
+        <w:rFonts w:ascii="Wingdings" w:hAnsi="Wingdings" w:hint="default"/>
+        <w:sz w:val="20"/>
+      </w:rPr>
+    </w:lvl>
+    <w:lvl w:ilvl="3" w:tentative="1">
+      <w:start w:val="1"/>
+      <w:numFmt w:val="bullet"/>
+      <w:lvlText w:val=""/>
+      <w:lvlJc w:val="left"/>
+      <w:pPr>
+        <w:tabs>
+          <w:tab w:val="num" w:pos="2880"/>
+        </w:tabs>
+        <w:ind w:left="2880" w:hanging="360"/>
+      </w:pPr>
+      <w:rPr>
+        <w:rFonts w:ascii="Wingdings" w:hAnsi="Wingdings" w:hint="default"/>
+        <w:sz w:val="20"/>
+      </w:rPr>
+    </w:lvl>
+    <w:lvl w:ilvl="4" w:tentative="1">
+      <w:start w:val="1"/>
+      <w:numFmt w:val="bullet"/>
+      <w:lvlText w:val=""/>
+      <w:lvlJc w:val="left"/>
+      <w:pPr>
+        <w:tabs>
+          <w:tab w:val="num" w:pos="3600"/>
+        </w:tabs>
+        <w:ind w:left="3600" w:hanging="360"/>
+      </w:pPr>
+      <w:rPr>
+        <w:rFonts w:ascii="Wingdings" w:hAnsi="Wingdings" w:hint="default"/>
+        <w:sz w:val="20"/>
+      </w:rPr>
+    </w:lvl>
+    <w:lvl w:ilvl="5" w:tentative="1">
+      <w:start w:val="1"/>
+      <w:numFmt w:val="bullet"/>
+      <w:lvlText w:val=""/>
+      <w:lvlJc w:val="left"/>
+      <w:pPr>
+        <w:tabs>
+          <w:tab w:val="num" w:pos="4320"/>
+        </w:tabs>
+        <w:ind w:left="4320" w:hanging="360"/>
+      </w:pPr>
+      <w:rPr>
+        <w:rFonts w:ascii="Wingdings" w:hAnsi="Wingdings" w:hint="default"/>
+        <w:sz w:val="20"/>
+      </w:rPr>
+    </w:lvl>
+    <w:lvl w:ilvl="6" w:tentative="1">
+      <w:start w:val="1"/>
+      <w:numFmt w:val="bullet"/>
+      <w:lvlText w:val=""/>
+      <w:lvlJc w:val="left"/>
+      <w:pPr>
+        <w:tabs>
+          <w:tab w:val="num" w:pos="5040"/>
+        </w:tabs>
+        <w:ind w:left="5040" w:hanging="360"/>
+      </w:pPr>
+      <w:rPr>
+        <w:rFonts w:ascii="Wingdings" w:hAnsi="Wingdings" w:hint="default"/>
+        <w:sz w:val="20"/>
+      </w:rPr>
+    </w:lvl>
+    <w:lvl w:ilvl="7" w:tentative="1">
+      <w:start w:val="1"/>
+      <w:numFmt w:val="bullet"/>
+      <w:lvlText w:val=""/>
+      <w:lvlJc w:val="left"/>
+      <w:pPr>
+        <w:tabs>
+          <w:tab w:val="num" w:pos="5760"/>
+        </w:tabs>
+        <w:ind w:left="5760" w:hanging="360"/>
+      </w:pPr>
+      <w:rPr>
+        <w:rFonts w:ascii="Wingdings" w:hAnsi="Wingdings" w:hint="default"/>
+        <w:sz w:val="20"/>
+      </w:rPr>
+    </w:lvl>
+    <w:lvl w:ilvl="8" w:tentative="1">
+      <w:start w:val="1"/>
+      <w:numFmt w:val="bullet"/>
+      <w:lvlText w:val=""/>
+      <w:lvlJc w:val="left"/>
+      <w:pPr>
+        <w:tabs>
+          <w:tab w:val="num" w:pos="6480"/>
+        </w:tabs>
+        <w:ind w:left="6480" w:hanging="360"/>
+      </w:pPr>
+      <w:rPr>
+        <w:rFonts w:ascii="Wingdings" w:hAnsi="Wingdings" w:hint="default"/>
+        <w:sz w:val="20"/>
+      </w:rPr>
+    </w:lvl>
+  </w:abstractNum>
+  <w:abstractNum w:abstractNumId="2" w15:restartNumberingAfterBreak="0">
+    <w:nsid w:val="58EC3156"/>
+    <w:multiLevelType w:val="multilevel"/>
+    <w:tmpl w:val="E2D0FE1C"/>
+    <w:lvl w:ilvl="0">
+      <w:start w:val="1"/>
+      <w:numFmt w:val="bullet"/>
+      <w:lvlText w:val=""/>
+      <w:lvlJc w:val="left"/>
+      <w:pPr>
+        <w:tabs>
+          <w:tab w:val="num" w:pos="720"/>
+        </w:tabs>
+        <w:ind w:left="720" w:hanging="360"/>
+      </w:pPr>
+      <w:rPr>
+        <w:rFonts w:ascii="Symbol" w:hAnsi="Symbol" w:hint="default"/>
+        <w:sz w:val="20"/>
+      </w:rPr>
+    </w:lvl>
+    <w:lvl w:ilvl="1" w:tentative="1">
+      <w:start w:val="1"/>
+      <w:numFmt w:val="bullet"/>
+      <w:lvlText w:val="o"/>
+      <w:lvlJc w:val="left"/>
+      <w:pPr>
+        <w:tabs>
+          <w:tab w:val="num" w:pos="1440"/>
+        </w:tabs>
+        <w:ind w:left="1440" w:hanging="360"/>
+      </w:pPr>
+      <w:rPr>
+        <w:rFonts w:ascii="Courier New" w:hAnsi="Courier New" w:hint="default"/>
+        <w:sz w:val="20"/>
+      </w:rPr>
+    </w:lvl>
+    <w:lvl w:ilvl="2" w:tentative="1">
+      <w:start w:val="1"/>
+      <w:numFmt w:val="bullet"/>
+      <w:lvlText w:val=""/>
+      <w:lvlJc w:val="left"/>
+      <w:pPr>
+        <w:tabs>
+          <w:tab w:val="num" w:pos="2160"/>
+        </w:tabs>
+        <w:ind w:left="2160" w:hanging="360"/>
+      </w:pPr>
+      <w:rPr>
+        <w:rFonts w:ascii="Wingdings" w:hAnsi="Wingdings" w:hint="default"/>
+        <w:sz w:val="20"/>
+      </w:rPr>
+    </w:lvl>
+    <w:lvl w:ilvl="3" w:tentative="1">
+      <w:start w:val="1"/>
+      <w:numFmt w:val="bullet"/>
+      <w:lvlText w:val=""/>
+      <w:lvlJc w:val="left"/>
+      <w:pPr>
+        <w:tabs>
+          <w:tab w:val="num" w:pos="2880"/>
+        </w:tabs>
+        <w:ind w:left="2880" w:hanging="360"/>
+      </w:pPr>
+      <w:rPr>
+        <w:rFonts w:ascii="Wingdings" w:hAnsi="Wingdings" w:hint="default"/>
+        <w:sz w:val="20"/>
+      </w:rPr>
+    </w:lvl>
+    <w:lvl w:ilvl="4" w:tentative="1">
+      <w:start w:val="1"/>
+      <w:numFmt w:val="bullet"/>
+      <w:lvlText w:val=""/>
+      <w:lvlJc w:val="left"/>
+      <w:pPr>
+        <w:tabs>
+          <w:tab w:val="num" w:pos="3600"/>
+        </w:tabs>
+        <w:ind w:left="3600" w:hanging="360"/>
+      </w:pPr>
+      <w:rPr>
+        <w:rFonts w:ascii="Wingdings" w:hAnsi="Wingdings" w:hint="default"/>
+        <w:sz w:val="20"/>
+      </w:rPr>
+    </w:lvl>
+    <w:lvl w:ilvl="5" w:tentative="1">
+      <w:start w:val="1"/>
+      <w:numFmt w:val="bullet"/>
+      <w:lvlText w:val=""/>
+      <w:lvlJc w:val="left"/>
+      <w:pPr>
+        <w:tabs>
+          <w:tab w:val="num" w:pos="4320"/>
+        </w:tabs>
+        <w:ind w:left="4320" w:hanging="360"/>
+      </w:pPr>
+      <w:rPr>
+        <w:rFonts w:ascii="Wingdings" w:hAnsi="Wingdings" w:hint="default"/>
+        <w:sz w:val="20"/>
+      </w:rPr>
+    </w:lvl>
+    <w:lvl w:ilvl="6" w:tentative="1">
+      <w:start w:val="1"/>
+      <w:numFmt w:val="bullet"/>
+      <w:lvlText w:val=""/>
+      <w:lvlJc w:val="left"/>
+      <w:pPr>
+        <w:tabs>
+          <w:tab w:val="num" w:pos="5040"/>
+        </w:tabs>
+        <w:ind w:left="5040" w:hanging="360"/>
+      </w:pPr>
+      <w:rPr>
+        <w:rFonts w:ascii="Wingdings" w:hAnsi="Wingdings" w:hint="default"/>
+        <w:sz w:val="20"/>
+      </w:rPr>
+    </w:lvl>
+    <w:lvl w:ilvl="7" w:tentative="1">
+      <w:start w:val="1"/>
+      <w:numFmt w:val="bullet"/>
+      <w:lvlText w:val=""/>
+      <w:lvlJc w:val="left"/>
+      <w:pPr>
+        <w:tabs>
+          <w:tab w:val="num" w:pos="5760"/>
+        </w:tabs>
+        <w:ind w:left="5760" w:hanging="360"/>
+      </w:pPr>
+      <w:rPr>
+        <w:rFonts w:ascii="Wingdings" w:hAnsi="Wingdings" w:hint="default"/>
+        <w:sz w:val="20"/>
+      </w:rPr>
+    </w:lvl>
+    <w:lvl w:ilvl="8" w:tentative="1">
+      <w:start w:val="1"/>
+      <w:numFmt w:val="bullet"/>
+      <w:lvlText w:val=""/>
+      <w:lvlJc w:val="left"/>
+      <w:pPr>
+        <w:tabs>
+          <w:tab w:val="num" w:pos="6480"/>
+        </w:tabs>
+        <w:ind w:left="6480" w:hanging="360"/>
+      </w:pPr>
+      <w:rPr>
+        <w:rFonts w:ascii="Wingdings" w:hAnsi="Wingdings" w:hint="default"/>
+        <w:sz w:val="20"/>
+      </w:rPr>
+    </w:lvl>
+  </w:abstractNum>
+  <w:abstractNum w:abstractNumId="3" w15:restartNumberingAfterBreak="0">
+    <w:nsid w:val="62AF183E"/>
+    <w:multiLevelType w:val="multilevel"/>
+    <w:tmpl w:val="653E5138"/>
+    <w:lvl w:ilvl="0">
+      <w:start w:val="1"/>
+      <w:numFmt w:val="bullet"/>
+      <w:lvlText w:val=""/>
+      <w:lvlJc w:val="left"/>
+      <w:pPr>
+        <w:tabs>
+          <w:tab w:val="num" w:pos="720"/>
+        </w:tabs>
+        <w:ind w:left="720" w:hanging="360"/>
+      </w:pPr>
+      <w:rPr>
+        <w:rFonts w:ascii="Symbol" w:hAnsi="Symbol" w:hint="default"/>
+        <w:sz w:val="20"/>
+      </w:rPr>
+    </w:lvl>
+    <w:lvl w:ilvl="1" w:tentative="1">
+      <w:start w:val="1"/>
+      <w:numFmt w:val="bullet"/>
+      <w:lvlText w:val="o"/>
+      <w:lvlJc w:val="left"/>
+      <w:pPr>
+        <w:tabs>
+          <w:tab w:val="num" w:pos="1440"/>
+        </w:tabs>
+        <w:ind w:left="1440" w:hanging="360"/>
+      </w:pPr>
+      <w:rPr>
+        <w:rFonts w:ascii="Courier New" w:hAnsi="Courier New" w:hint="default"/>
+        <w:sz w:val="20"/>
+      </w:rPr>
+    </w:lvl>
+    <w:lvl w:ilvl="2" w:tentative="1">
+      <w:start w:val="1"/>
+      <w:numFmt w:val="bullet"/>
+      <w:lvlText w:val=""/>
+      <w:lvlJc w:val="left"/>
+      <w:pPr>
+        <w:tabs>
+          <w:tab w:val="num" w:pos="2160"/>
+        </w:tabs>
+        <w:ind w:left="2160" w:hanging="360"/>
+      </w:pPr>
+      <w:rPr>
+        <w:rFonts w:ascii="Wingdings" w:hAnsi="Wingdings" w:hint="default"/>
+        <w:sz w:val="20"/>
+      </w:rPr>
+    </w:lvl>
+    <w:lvl w:ilvl="3" w:tentative="1">
+      <w:start w:val="1"/>
+      <w:numFmt w:val="bullet"/>
+      <w:lvlText w:val=""/>
+      <w:lvlJc w:val="left"/>
+      <w:pPr>
+        <w:tabs>
+          <w:tab w:val="num" w:pos="2880"/>
+        </w:tabs>
+        <w:ind w:left="2880" w:hanging="360"/>
+      </w:pPr>
+      <w:rPr>
+        <w:rFonts w:ascii="Wingdings" w:hAnsi="Wingdings" w:hint="default"/>
+        <w:sz w:val="20"/>
+      </w:rPr>
+    </w:lvl>
+    <w:lvl w:ilvl="4" w:tentative="1">
+      <w:start w:val="1"/>
+      <w:numFmt w:val="bullet"/>
+      <w:lvlText w:val=""/>
+      <w:lvlJc w:val="left"/>
+      <w:pPr>
+        <w:tabs>
+          <w:tab w:val="num" w:pos="3600"/>
+        </w:tabs>
+        <w:ind w:left="3600" w:hanging="360"/>
+      </w:pPr>
+      <w:rPr>
+        <w:rFonts w:ascii="Wingdings" w:hAnsi="Wingdings" w:hint="default"/>
+        <w:sz w:val="20"/>
+      </w:rPr>
+    </w:lvl>
+    <w:lvl w:ilvl="5" w:tentative="1">
+      <w:start w:val="1"/>
+      <w:numFmt w:val="bullet"/>
+      <w:lvlText w:val=""/>
+      <w:lvlJc w:val="left"/>
+      <w:pPr>
+        <w:tabs>
+          <w:tab w:val="num" w:pos="4320"/>
+        </w:tabs>
+        <w:ind w:left="4320" w:hanging="360"/>
+      </w:pPr>
+      <w:rPr>
+        <w:rFonts w:ascii="Wingdings" w:hAnsi="Wingdings" w:hint="default"/>
+        <w:sz w:val="20"/>
+      </w:rPr>
+    </w:lvl>
+    <w:lvl w:ilvl="6" w:tentative="1">
+      <w:start w:val="1"/>
+      <w:numFmt w:val="bullet"/>
+      <w:lvlText w:val=""/>
+      <w:lvlJc w:val="left"/>
+      <w:pPr>
+        <w:tabs>
+          <w:tab w:val="num" w:pos="5040"/>
+        </w:tabs>
+        <w:ind w:left="5040" w:hanging="360"/>
+      </w:pPr>
+      <w:rPr>
+        <w:rFonts w:ascii="Wingdings" w:hAnsi="Wingdings" w:hint="default"/>
+        <w:sz w:val="20"/>
+      </w:rPr>
+    </w:lvl>
+    <w:lvl w:ilvl="7" w:tentative="1">
+      <w:start w:val="1"/>
+      <w:numFmt w:val="bullet"/>
+      <w:lvlText w:val=""/>
+      <w:lvlJc w:val="left"/>
+      <w:pPr>
+        <w:tabs>
+          <w:tab w:val="num" w:pos="5760"/>
+        </w:tabs>
+        <w:ind w:left="5760" w:hanging="360"/>
+      </w:pPr>
+      <w:rPr>
+        <w:rFonts w:ascii="Wingdings" w:hAnsi="Wingdings" w:hint="default"/>
+        <w:sz w:val="20"/>
+      </w:rPr>
+    </w:lvl>
+    <w:lvl w:ilvl="8" w:tentative="1">
+      <w:start w:val="1"/>
+      <w:numFmt w:val="bullet"/>
+      <w:lvlText w:val=""/>
+      <w:lvlJc w:val="left"/>
+      <w:pPr>
+        <w:tabs>
+          <w:tab w:val="num" w:pos="6480"/>
+        </w:tabs>
+        <w:ind w:left="6480" w:hanging="360"/>
+      </w:pPr>
+      <w:rPr>
+        <w:rFonts w:ascii="Wingdings" w:hAnsi="Wingdings" w:hint="default"/>
+        <w:sz w:val="20"/>
+      </w:rPr>
+    </w:lvl>
+  </w:abstractNum>
+  <w:abstractNum w:abstractNumId="4" w15:restartNumberingAfterBreak="0">
+    <w:nsid w:val="7E09784E"/>
+    <w:multiLevelType w:val="multilevel"/>
+    <w:tmpl w:val="439E544C"/>
+    <w:lvl w:ilvl="0">
+      <w:start w:val="1"/>
+      <w:numFmt w:val="bullet"/>
+      <w:lvlText w:val=""/>
+      <w:lvlJc w:val="left"/>
+      <w:pPr>
+        <w:tabs>
+          <w:tab w:val="num" w:pos="720"/>
+        </w:tabs>
+        <w:ind w:left="720" w:hanging="360"/>
+      </w:pPr>
+      <w:rPr>
+        <w:rFonts w:ascii="Symbol" w:hAnsi="Symbol" w:hint="default"/>
+        <w:sz w:val="20"/>
+      </w:rPr>
+    </w:lvl>
+    <w:lvl w:ilvl="1" w:tentative="1">
+      <w:start w:val="1"/>
+      <w:numFmt w:val="bullet"/>
+      <w:lvlText w:val="o"/>
+      <w:lvlJc w:val="left"/>
+      <w:pPr>
+        <w:tabs>
+          <w:tab w:val="num" w:pos="1440"/>
+        </w:tabs>
+        <w:ind w:left="1440" w:hanging="360"/>
+      </w:pPr>
+      <w:rPr>
+        <w:rFonts w:ascii="Courier New" w:hAnsi="Courier New" w:hint="default"/>
+        <w:sz w:val="20"/>
+      </w:rPr>
+    </w:lvl>
+    <w:lvl w:ilvl="2" w:tentative="1">
+      <w:start w:val="1"/>
+      <w:numFmt w:val="bullet"/>
+      <w:lvlText w:val=""/>
+      <w:lvlJc w:val="left"/>
+      <w:pPr>
+        <w:tabs>
+          <w:tab w:val="num" w:pos="2160"/>
+        </w:tabs>
+        <w:ind w:left="2160" w:hanging="360"/>
+      </w:pPr>
+      <w:rPr>
+        <w:rFonts w:ascii="Wingdings" w:hAnsi="Wingdings" w:hint="default"/>
+        <w:sz w:val="20"/>
+      </w:rPr>
+    </w:lvl>
+    <w:lvl w:ilvl="3" w:tentative="1">
+      <w:start w:val="1"/>
+      <w:numFmt w:val="bullet"/>
+      <w:lvlText w:val=""/>
+      <w:lvlJc w:val="left"/>
+      <w:pPr>
+        <w:tabs>
+          <w:tab w:val="num" w:pos="2880"/>
+        </w:tabs>
+        <w:ind w:left="2880" w:hanging="360"/>
+      </w:pPr>
+      <w:rPr>
+        <w:rFonts w:ascii="Wingdings" w:hAnsi="Wingdings" w:hint="default"/>
+        <w:sz w:val="20"/>
+      </w:rPr>
+    </w:lvl>
+    <w:lvl w:ilvl="4" w:tentative="1">
+      <w:start w:val="1"/>
+      <w:numFmt w:val="bullet"/>
+      <w:lvlText w:val=""/>
+      <w:lvlJc w:val="left"/>
+      <w:pPr>
+        <w:tabs>
+          <w:tab w:val="num" w:pos="3600"/>
+        </w:tabs>
+        <w:ind w:left="3600" w:hanging="360"/>
+      </w:pPr>
+      <w:rPr>
+        <w:rFonts w:ascii="Wingdings" w:hAnsi="Wingdings" w:hint="default"/>
+        <w:sz w:val="20"/>
+      </w:rPr>
+    </w:lvl>
+    <w:lvl w:ilvl="5" w:tentative="1">
+      <w:start w:val="1"/>
+      <w:numFmt w:val="bullet"/>
+      <w:lvlText w:val=""/>
+      <w:lvlJc w:val="left"/>
+      <w:pPr>
+        <w:tabs>
+          <w:tab w:val="num" w:pos="4320"/>
+        </w:tabs>
+        <w:ind w:left="4320" w:hanging="360"/>
+      </w:pPr>
+      <w:rPr>
+        <w:rFonts w:ascii="Wingdings" w:hAnsi="Wingdings" w:hint="default"/>
+        <w:sz w:val="20"/>
+      </w:rPr>
+    </w:lvl>
+    <w:lvl w:ilvl="6" w:tentative="1">
+      <w:start w:val="1"/>
+      <w:numFmt w:val="bullet"/>
+      <w:lvlText w:val=""/>
+      <w:lvlJc w:val="left"/>
+      <w:pPr>
+        <w:tabs>
+          <w:tab w:val="num" w:pos="5040"/>
+        </w:tabs>
+        <w:ind w:left="5040" w:hanging="360"/>
+      </w:pPr>
+      <w:rPr>
+        <w:rFonts w:ascii="Wingdings" w:hAnsi="Wingdings" w:hint="default"/>
+        <w:sz w:val="20"/>
+      </w:rPr>
+    </w:lvl>
+    <w:lvl w:ilvl="7" w:tentative="1">
+      <w:start w:val="1"/>
+      <w:numFmt w:val="bullet"/>
+      <w:lvlText w:val=""/>
+      <w:lvlJc w:val="left"/>
+      <w:pPr>
+        <w:tabs>
+          <w:tab w:val="num" w:pos="5760"/>
+        </w:tabs>
+        <w:ind w:left="5760" w:hanging="360"/>
+      </w:pPr>
+      <w:rPr>
+        <w:rFonts w:ascii="Wingdings" w:hAnsi="Wingdings" w:hint="default"/>
+        <w:sz w:val="20"/>
+      </w:rPr>
+    </w:lvl>
+    <w:lvl w:ilvl="8" w:tentative="1">
+      <w:start w:val="1"/>
+      <w:numFmt w:val="bullet"/>
+      <w:lvlText w:val=""/>
+      <w:lvlJc w:val="left"/>
+      <w:pPr>
+        <w:tabs>
+          <w:tab w:val="num" w:pos="6480"/>
+        </w:tabs>
+        <w:ind w:left="6480" w:hanging="360"/>
+      </w:pPr>
+      <w:rPr>
+        <w:rFonts w:ascii="Wingdings" w:hAnsi="Wingdings" w:hint="default"/>
+        <w:sz w:val="20"/>
+      </w:rPr>
+    </w:lvl>
+  </w:abstractNum>
+  <w:num w:numId="1" w16cid:durableId="49423713">
+    <w:abstractNumId w:val="2"/>
+  </w:num>
+  <w:num w:numId="2" w16cid:durableId="1082680015">
+    <w:abstractNumId w:val="1"/>
+  </w:num>
+  <w:num w:numId="3" w16cid:durableId="974876601">
+    <w:abstractNumId w:val="4"/>
+  </w:num>
+  <w:num w:numId="4" w16cid:durableId="296953582">
+    <w:abstractNumId w:val="3"/>
+  </w:num>
+  <w:num w:numId="5" w16cid:durableId="772475086">
+    <w:abstractNumId w:val="0"/>
+  </w:num>
+</w:numbering>
+</file>
+
 <file path=word/styles.xml><?xml version="1.0" encoding="utf-8"?>
-<w:styles xmlns:mc="http://schemas.openxmlformats.org/markup-compatibility/2006" xmlns:r="http://schemas.openxmlformats.org/officeDocument/2006/relationships" xmlns:w="http://schemas.openxmlformats.org/wordprocessingml/2006/main" xmlns:w14="http://schemas.microsoft.com/office/word/2010/wordml" xmlns:w15="http://schemas.microsoft.com/office/word/2012/wordml" xmlns:w16cex="http://schemas.microsoft.com/office/word/2018/wordml/cex" xmlns:w16cid="http://schemas.microsoft.com/office/word/2016/wordml/cid" xmlns:w16="http://schemas.microsoft.com/office/word/2018/wordml" xmlns:w16du="http://schemas.microsoft.com/office/word/2023/wordml/word16du" xmlns:w16sdtdh="http://schemas.microsoft.com/office/word/2020/wordml/sdtdatahash" xmlns:w16se="http://schemas.microsoft.com/office/word/2015/wordml/symex" mc:Ignorable="w14 w15 w16se w16cid w16 w16cex w16sdtdh w16du">
+<w:styles xmlns:mc="http://schemas.openxmlformats.org/markup-compatibility/2006" xmlns:r="http://schemas.openxmlformats.org/officeDocument/2006/relationships" xmlns:w="http://schemas.openxmlformats.org/wordprocessingml/2006/main" xmlns:w14="http://schemas.microsoft.com/office/word/2010/wordml" xmlns:w15="http://schemas.microsoft.com/office/word/2012/wordml" xmlns:w16cex="http://schemas.microsoft.com/office/word/2018/wordml/cex" xmlns:w16cid="http://schemas.microsoft.com/office/word/2016/wordml/cid" xmlns:w16="http://schemas.microsoft.com/office/word/2018/wordml" xmlns:w16du="http://schemas.microsoft.com/office/word/2023/wordml/word16du" xmlns:w16sdtdh="http://schemas.microsoft.com/office/word/2020/wordml/sdtdatahash" xmlns:w16sdtfl="http://schemas.microsoft.com/office/word/2024/wordml/sdtformatlock" xmlns:w16se="http://schemas.microsoft.com/office/word/2015/wordml/symex" mc:Ignorable="w14 w15 w16se w16cid w16 w16cex w16sdtdh w16sdtfl w16du">
   <w:docDefaults>
     <w:rPrDefault>
       <w:rPr>
@@ -781,7 +2626,6 @@
   <w:style w:type="character" w:default="1" w:styleId="Fontepargpadro">
     <w:name w:val="Default Paragraph Font"/>
     <w:uiPriority w:val="1"/>
-    <w:semiHidden/>
     <w:unhideWhenUsed/>
   </w:style>
   <w:style w:type="table" w:default="1" w:styleId="Tabelanormal">
@@ -1094,6 +2938,50 @@
       <w:color w:val="0F4761" w:themeColor="accent1" w:themeShade="BF"/>
       <w:spacing w:val="5"/>
     </w:rPr>
+  </w:style>
+  <w:style w:type="paragraph" w:styleId="Cabealho">
+    <w:name w:val="header"/>
+    <w:basedOn w:val="Normal"/>
+    <w:link w:val="CabealhoChar"/>
+    <w:uiPriority w:val="99"/>
+    <w:unhideWhenUsed/>
+    <w:rsid w:val="007339D7"/>
+    <w:pPr>
+      <w:tabs>
+        <w:tab w:val="center" w:pos="4252"/>
+        <w:tab w:val="right" w:pos="8504"/>
+      </w:tabs>
+      <w:spacing w:after="0" w:line="240" w:lineRule="auto"/>
+    </w:pPr>
+  </w:style>
+  <w:style w:type="character" w:customStyle="1" w:styleId="CabealhoChar">
+    <w:name w:val="Cabeçalho Char"/>
+    <w:basedOn w:val="Fontepargpadro"/>
+    <w:link w:val="Cabealho"/>
+    <w:uiPriority w:val="99"/>
+    <w:rsid w:val="007339D7"/>
+  </w:style>
+  <w:style w:type="paragraph" w:styleId="Rodap">
+    <w:name w:val="footer"/>
+    <w:basedOn w:val="Normal"/>
+    <w:link w:val="RodapChar"/>
+    <w:uiPriority w:val="99"/>
+    <w:unhideWhenUsed/>
+    <w:rsid w:val="007339D7"/>
+    <w:pPr>
+      <w:tabs>
+        <w:tab w:val="center" w:pos="4252"/>
+        <w:tab w:val="right" w:pos="8504"/>
+      </w:tabs>
+      <w:spacing w:after="0" w:line="240" w:lineRule="auto"/>
+    </w:pPr>
+  </w:style>
+  <w:style w:type="character" w:customStyle="1" w:styleId="RodapChar">
+    <w:name w:val="Rodapé Char"/>
+    <w:basedOn w:val="Fontepargpadro"/>
+    <w:link w:val="Rodap"/>
+    <w:uiPriority w:val="99"/>
+    <w:rsid w:val="007339D7"/>
   </w:style>
 </w:styles>
 </file>
